--- a/lessons/6-3/downloads/reveal/6.3-session-2-practice-form-a.docx
+++ b/lessons/6-3/downloads/reveal/6.3-session-2-practice-form-a.docx
@@ -15,7 +15,7 @@
         <w:rPr>
           <w:rFonts w:ascii="Avenir Next" w:hAnsi="Avenir Next" w:cs="Avenir Next" w:eastAsia="Avenir Next"/>
           <w:color w:val="1A1A1A"/>
-          <w:sz w:val="20"/>
+          <w:sz w:val="22"/>
           <w:szCs w:val="20"/>
         </w:rPr>
         <w:t xml:space="preserve">Name</w:t>
@@ -33,7 +33,7 @@
         <w:rPr>
           <w:rFonts w:ascii="Avenir Next" w:hAnsi="Avenir Next" w:cs="Avenir Next" w:eastAsia="Avenir Next"/>
           <w:color w:val="1A1A1A"/>
-          <w:sz w:val="20"/>
+          <w:sz w:val="22"/>
           <w:szCs w:val="20"/>
         </w:rPr>
         <w:t xml:space="preserve">   Date</w:t>
@@ -51,7 +51,7 @@
         <w:rPr>
           <w:rFonts w:ascii="Avenir Next" w:hAnsi="Avenir Next" w:cs="Avenir Next" w:eastAsia="Avenir Next"/>
           <w:color w:val="1A1A1A"/>
-          <w:sz w:val="20"/>
+          <w:sz w:val="22"/>
           <w:szCs w:val="20"/>
         </w:rPr>
         <w:t xml:space="preserve">   Period</w:t>
@@ -78,7 +78,7 @@
           <w:caps/>
           <w:color w:val="003A70"/>
           <w:spacing w:val="12"/>
-          <w:sz w:val="19"/>
+          <w:sz w:val="22"/>
           <w:szCs w:val="19"/>
         </w:rPr>
         <w:t xml:space="preserve">Lesson 6-3  ·  Session 2  ·  Practice  ·  Form A</w:t>
@@ -86,6 +86,7 @@
     </w:p>
     <w:p>
       <w:pPr>
+        <w:pStyle w:val="Heading1"/>
         <w:keepNext/>
         <w:spacing w:before="0" w:after="10" w:line="240" w:lineRule="auto"/>
       </w:pPr>
@@ -111,7 +112,7 @@
         <w:rPr>
           <w:rFonts w:ascii="Avenir Next" w:hAnsi="Avenir Next" w:cs="Avenir Next" w:eastAsia="Avenir Next"/>
           <w:color w:val="5A5F66"/>
-          <w:sz w:val="17"/>
+          <w:sz w:val="22"/>
           <w:szCs w:val="17"/>
         </w:rPr>
         <w:t xml:space="preserve">Learning target — I can find the value of a power by multiplying the base the number of times the exponent shows.</w:t>
@@ -128,7 +129,7 @@
     </w:p>
     <w:p>
       <w:pPr>
-        <w:spacing w:before="0" w:after="0" w:line="60" w:lineRule="auto"/>
+        <w:spacing w:before="0" w:after="0" w:line="50" w:lineRule="exact"/>
       </w:pPr>
     </w:p>
     <w:tbl>
@@ -167,6 +168,7 @@
           </w:tcPr>
           <w:p>
             <w:pPr>
+              <w:pStyle w:val="Heading2"/>
               <w:spacing w:before="0" w:after="40" w:line="264" w:lineRule="auto"/>
             </w:pPr>
             <w:r>
@@ -194,44 +196,44 @@
                 <w:rFonts w:ascii="Avenir Next" w:hAnsi="Avenir Next" w:cs="Avenir Next" w:eastAsia="Avenir Next"/>
                 <w:b/>
                 <w:color w:val="003A70"/>
+                <w:sz w:val="22"/>
+                <w:szCs w:val="18"/>
+              </w:rPr>
+              <w:t xml:space="preserve">•</w:t>
+            </w:r>
+            <w:r>
+              <w:rPr>
+                <w:rFonts w:ascii="Avenir Next" w:hAnsi="Avenir Next" w:cs="Avenir Next" w:eastAsia="Avenir Next"/>
+                <w:color w:val="1A1A1A"/>
                 <w:sz w:val="18"/>
                 <w:szCs w:val="18"/>
               </w:rPr>
-              <w:t xml:space="preserve">•</w:t>
-            </w:r>
-            <w:r>
-              <w:rPr>
-                <w:rFonts w:ascii="Avenir Next" w:hAnsi="Avenir Next" w:cs="Avenir Next" w:eastAsia="Avenir Next"/>
-                <w:color w:val="1A1A1A"/>
-                <w:sz w:val="18"/>
+              <w:tab/>
+            </w:r>
+            <w:r>
+              <w:rPr>
+                <w:rFonts w:ascii="Avenir Next" w:hAnsi="Avenir Next" w:cs="Avenir Next" w:eastAsia="Avenir Next"/>
+                <w:color w:val="1A1A1A"/>
+                <w:sz w:val="22"/>
                 <w:szCs w:val="18"/>
               </w:rPr>
-              <w:tab/>
-            </w:r>
-            <w:r>
-              <w:rPr>
-                <w:rFonts w:ascii="Avenir Next" w:hAnsi="Avenir Next" w:cs="Avenir Next" w:eastAsia="Avenir Next"/>
-                <w:color w:val="1A1A1A"/>
-                <w:sz w:val="18"/>
+              <w:t xml:space="preserve">Write the </w:t>
+            </w:r>
+            <w:r>
+              <w:rPr>
+                <w:rFonts w:ascii="Avenir Next" w:hAnsi="Avenir Next" w:cs="Avenir Next" w:eastAsia="Avenir Next"/>
+                <w:b/>
+                <w:color w:val="1A1A1A"/>
+                <w:sz w:val="22"/>
                 <w:szCs w:val="18"/>
               </w:rPr>
-              <w:t xml:space="preserve">Write the </w:t>
-            </w:r>
-            <w:r>
-              <w:rPr>
-                <w:rFonts w:ascii="Avenir Next" w:hAnsi="Avenir Next" w:cs="Avenir Next" w:eastAsia="Avenir Next"/>
-                <w:b/>
-                <w:color w:val="1A1A1A"/>
-                <w:sz w:val="18"/>
-                <w:szCs w:val="18"/>
-              </w:rPr>
               <w:t xml:space="preserve">expanded form</w:t>
             </w:r>
             <w:r>
               <w:rPr>
                 <w:rFonts w:ascii="Avenir Next" w:hAnsi="Avenir Next" w:cs="Avenir Next" w:eastAsia="Avenir Next"/>
                 <w:color w:val="1A1A1A"/>
-                <w:sz w:val="18"/>
+                <w:sz w:val="22"/>
                 <w:szCs w:val="18"/>
               </w:rPr>
               <w:t xml:space="preserve">, then multiply one factor at a time.</w:t>
@@ -250,34 +252,34 @@
                 <w:rFonts w:ascii="Avenir Next" w:hAnsi="Avenir Next" w:cs="Avenir Next" w:eastAsia="Avenir Next"/>
                 <w:b/>
                 <w:color w:val="003A70"/>
+                <w:sz w:val="22"/>
+                <w:szCs w:val="18"/>
+              </w:rPr>
+              <w:t xml:space="preserve">•</w:t>
+            </w:r>
+            <w:r>
+              <w:rPr>
+                <w:rFonts w:ascii="Avenir Next" w:hAnsi="Avenir Next" w:cs="Avenir Next" w:eastAsia="Avenir Next"/>
+                <w:color w:val="1A1A1A"/>
                 <w:sz w:val="18"/>
                 <w:szCs w:val="18"/>
               </w:rPr>
-              <w:t xml:space="preserve">•</w:t>
-            </w:r>
-            <w:r>
-              <w:rPr>
-                <w:rFonts w:ascii="Avenir Next" w:hAnsi="Avenir Next" w:cs="Avenir Next" w:eastAsia="Avenir Next"/>
-                <w:color w:val="1A1A1A"/>
-                <w:sz w:val="18"/>
+              <w:tab/>
+            </w:r>
+            <w:r>
+              <w:rPr>
+                <w:rFonts w:ascii="Avenir Next" w:hAnsi="Avenir Next" w:cs="Avenir Next" w:eastAsia="Avenir Next"/>
+                <w:color w:val="1A1A1A"/>
+                <w:sz w:val="22"/>
                 <w:szCs w:val="18"/>
               </w:rPr>
-              <w:tab/>
-            </w:r>
-            <w:r>
-              <w:rPr>
-                <w:rFonts w:ascii="Avenir Next" w:hAnsi="Avenir Next" w:cs="Avenir Next" w:eastAsia="Avenir Next"/>
-                <w:color w:val="1A1A1A"/>
-                <w:sz w:val="18"/>
-                <w:szCs w:val="18"/>
-              </w:rPr>
               <w:t xml:space="preserve">4</w:t>
             </w:r>
             <w:r>
               <w:rPr>
                 <w:rFonts w:ascii="Avenir Next" w:hAnsi="Avenir Next" w:cs="Avenir Next" w:eastAsia="Avenir Next"/>
                 <w:color w:val="1A1A1A"/>
-                <w:sz w:val="18"/>
+                <w:sz w:val="22"/>
                 <w:szCs w:val="18"/>
                 <w:vertAlign w:val="superscript"/>
               </w:rPr>
@@ -287,7 +289,7 @@
               <w:rPr>
                 <w:rFonts w:ascii="Avenir Next" w:hAnsi="Avenir Next" w:cs="Avenir Next" w:eastAsia="Avenir Next"/>
                 <w:color w:val="1A1A1A"/>
-                <w:sz w:val="18"/>
+                <w:sz w:val="22"/>
                 <w:szCs w:val="18"/>
               </w:rPr>
               <w:t xml:space="preserve"> = 4 × 4 × 4 = 64, </w:t>
@@ -297,7 +299,7 @@
                 <w:rFonts w:ascii="Avenir Next" w:hAnsi="Avenir Next" w:cs="Avenir Next" w:eastAsia="Avenir Next"/>
                 <w:b/>
                 <w:color w:val="1A1A1A"/>
-                <w:sz w:val="18"/>
+                <w:sz w:val="22"/>
                 <w:szCs w:val="18"/>
               </w:rPr>
               <w:t xml:space="preserve">not</w:t>
@@ -306,7 +308,7 @@
               <w:rPr>
                 <w:rFonts w:ascii="Avenir Next" w:hAnsi="Avenir Next" w:cs="Avenir Next" w:eastAsia="Avenir Next"/>
                 <w:color w:val="1A1A1A"/>
-                <w:sz w:val="18"/>
+                <w:sz w:val="22"/>
                 <w:szCs w:val="18"/>
               </w:rPr>
               <w:t xml:space="preserve"> 4 × 3 = 12.</w:t>
@@ -325,34 +327,34 @@
                 <w:rFonts w:ascii="Avenir Next" w:hAnsi="Avenir Next" w:cs="Avenir Next" w:eastAsia="Avenir Next"/>
                 <w:b/>
                 <w:color w:val="003A70"/>
+                <w:sz w:val="22"/>
+                <w:szCs w:val="18"/>
+              </w:rPr>
+              <w:t xml:space="preserve">•</w:t>
+            </w:r>
+            <w:r>
+              <w:rPr>
+                <w:rFonts w:ascii="Avenir Next" w:hAnsi="Avenir Next" w:cs="Avenir Next" w:eastAsia="Avenir Next"/>
+                <w:color w:val="1A1A1A"/>
                 <w:sz w:val="18"/>
                 <w:szCs w:val="18"/>
               </w:rPr>
-              <w:t xml:space="preserve">•</w:t>
-            </w:r>
-            <w:r>
-              <w:rPr>
-                <w:rFonts w:ascii="Avenir Next" w:hAnsi="Avenir Next" w:cs="Avenir Next" w:eastAsia="Avenir Next"/>
-                <w:color w:val="1A1A1A"/>
-                <w:sz w:val="18"/>
+              <w:tab/>
+            </w:r>
+            <w:r>
+              <w:rPr>
+                <w:rFonts w:ascii="Avenir Next" w:hAnsi="Avenir Next" w:cs="Avenir Next" w:eastAsia="Avenir Next"/>
+                <w:color w:val="1A1A1A"/>
+                <w:sz w:val="22"/>
                 <w:szCs w:val="18"/>
               </w:rPr>
-              <w:tab/>
-            </w:r>
-            <w:r>
-              <w:rPr>
-                <w:rFonts w:ascii="Avenir Next" w:hAnsi="Avenir Next" w:cs="Avenir Next" w:eastAsia="Avenir Next"/>
-                <w:color w:val="1A1A1A"/>
-                <w:sz w:val="18"/>
-                <w:szCs w:val="18"/>
-              </w:rPr>
               <w:t xml:space="preserve">Decimals and fractions work the same way: 0.3</w:t>
             </w:r>
             <w:r>
               <w:rPr>
                 <w:rFonts w:ascii="Avenir Next" w:hAnsi="Avenir Next" w:cs="Avenir Next" w:eastAsia="Avenir Next"/>
                 <w:color w:val="1A1A1A"/>
-                <w:sz w:val="18"/>
+                <w:sz w:val="22"/>
                 <w:szCs w:val="18"/>
                 <w:vertAlign w:val="superscript"/>
               </w:rPr>
@@ -362,7 +364,7 @@
               <w:rPr>
                 <w:rFonts w:ascii="Avenir Next" w:hAnsi="Avenir Next" w:cs="Avenir Next" w:eastAsia="Avenir Next"/>
                 <w:color w:val="1A1A1A"/>
-                <w:sz w:val="18"/>
+                <w:sz w:val="22"/>
                 <w:szCs w:val="18"/>
               </w:rPr>
               <w:t xml:space="preserve"> = 0.3 × 0.3 = 0.09.</w:t>
@@ -377,6 +379,7 @@
           </w:tcPr>
           <w:p>
             <w:pPr>
+              <w:pStyle w:val="Heading2"/>
               <w:spacing w:before="0" w:after="40" w:line="264" w:lineRule="auto"/>
             </w:pPr>
             <w:r>
@@ -399,7 +402,7 @@
               <w:rPr>
                 <w:rFonts w:ascii="Avenir Next" w:hAnsi="Avenir Next" w:cs="Avenir Next" w:eastAsia="Avenir Next"/>
                 <w:color w:val="1A1A1A"/>
-                <w:sz w:val="17"/>
+                <w:sz w:val="22"/>
                 <w:szCs w:val="17"/>
               </w:rPr>
               <w:t xml:space="preserve">Find the value of 3</w:t>
@@ -408,7 +411,7 @@
               <w:rPr>
                 <w:rFonts w:ascii="Avenir Next" w:hAnsi="Avenir Next" w:cs="Avenir Next" w:eastAsia="Avenir Next"/>
                 <w:color w:val="1A1A1A"/>
-                <w:sz w:val="17"/>
+                <w:sz w:val="22"/>
                 <w:szCs w:val="17"/>
                 <w:vertAlign w:val="superscript"/>
               </w:rPr>
@@ -418,7 +421,7 @@
               <w:rPr>
                 <w:rFonts w:ascii="Avenir Next" w:hAnsi="Avenir Next" w:cs="Avenir Next" w:eastAsia="Avenir Next"/>
                 <w:color w:val="1A1A1A"/>
-                <w:sz w:val="17"/>
+                <w:sz w:val="22"/>
                 <w:szCs w:val="17"/>
               </w:rPr>
               <w:t xml:space="preserve">.</w:t>
@@ -437,34 +440,34 @@
                 <w:rFonts w:ascii="Avenir Next" w:hAnsi="Avenir Next" w:cs="Avenir Next" w:eastAsia="Avenir Next"/>
                 <w:b/>
                 <w:color w:val="003A70"/>
+                <w:sz w:val="22"/>
+                <w:szCs w:val="17"/>
+              </w:rPr>
+              <w:t xml:space="preserve">Step 1</w:t>
+            </w:r>
+            <w:r>
+              <w:rPr>
+                <w:rFonts w:ascii="Avenir Next" w:hAnsi="Avenir Next" w:cs="Avenir Next" w:eastAsia="Avenir Next"/>
+                <w:color w:val="1A1A1A"/>
                 <w:sz w:val="17"/>
                 <w:szCs w:val="17"/>
               </w:rPr>
-              <w:t xml:space="preserve">Step 1</w:t>
-            </w:r>
-            <w:r>
-              <w:rPr>
-                <w:rFonts w:ascii="Avenir Next" w:hAnsi="Avenir Next" w:cs="Avenir Next" w:eastAsia="Avenir Next"/>
-                <w:color w:val="1A1A1A"/>
-                <w:sz w:val="17"/>
+              <w:tab/>
+            </w:r>
+            <w:r>
+              <w:rPr>
+                <w:rFonts w:ascii="Avenir Next" w:hAnsi="Avenir Next" w:cs="Avenir Next" w:eastAsia="Avenir Next"/>
+                <w:color w:val="1A1A1A"/>
+                <w:sz w:val="22"/>
                 <w:szCs w:val="17"/>
               </w:rPr>
-              <w:tab/>
-            </w:r>
-            <w:r>
-              <w:rPr>
-                <w:rFonts w:ascii="Avenir Next" w:hAnsi="Avenir Next" w:cs="Avenir Next" w:eastAsia="Avenir Next"/>
-                <w:color w:val="1A1A1A"/>
-                <w:sz w:val="17"/>
-                <w:szCs w:val="17"/>
-              </w:rPr>
               <w:t xml:space="preserve">Expand: 3</w:t>
             </w:r>
             <w:r>
               <w:rPr>
                 <w:rFonts w:ascii="Avenir Next" w:hAnsi="Avenir Next" w:cs="Avenir Next" w:eastAsia="Avenir Next"/>
                 <w:color w:val="1A1A1A"/>
-                <w:sz w:val="17"/>
+                <w:sz w:val="22"/>
                 <w:szCs w:val="17"/>
                 <w:vertAlign w:val="superscript"/>
               </w:rPr>
@@ -474,7 +477,7 @@
               <w:rPr>
                 <w:rFonts w:ascii="Avenir Next" w:hAnsi="Avenir Next" w:cs="Avenir Next" w:eastAsia="Avenir Next"/>
                 <w:color w:val="1A1A1A"/>
-                <w:sz w:val="17"/>
+                <w:sz w:val="22"/>
                 <w:szCs w:val="17"/>
               </w:rPr>
               <w:t xml:space="preserve"> = 3 × 3 × 3 × 3.</w:t>
@@ -493,25 +496,25 @@
                 <w:rFonts w:ascii="Avenir Next" w:hAnsi="Avenir Next" w:cs="Avenir Next" w:eastAsia="Avenir Next"/>
                 <w:b/>
                 <w:color w:val="003A70"/>
+                <w:sz w:val="22"/>
+                <w:szCs w:val="17"/>
+              </w:rPr>
+              <w:t xml:space="preserve">Step 2</w:t>
+            </w:r>
+            <w:r>
+              <w:rPr>
+                <w:rFonts w:ascii="Avenir Next" w:hAnsi="Avenir Next" w:cs="Avenir Next" w:eastAsia="Avenir Next"/>
+                <w:color w:val="1A1A1A"/>
                 <w:sz w:val="17"/>
                 <w:szCs w:val="17"/>
               </w:rPr>
-              <w:t xml:space="preserve">Step 2</w:t>
-            </w:r>
-            <w:r>
-              <w:rPr>
-                <w:rFonts w:ascii="Avenir Next" w:hAnsi="Avenir Next" w:cs="Avenir Next" w:eastAsia="Avenir Next"/>
-                <w:color w:val="1A1A1A"/>
-                <w:sz w:val="17"/>
-                <w:szCs w:val="17"/>
-              </w:rPr>
               <w:tab/>
             </w:r>
             <w:r>
               <w:rPr>
                 <w:rFonts w:ascii="Avenir Next" w:hAnsi="Avenir Next" w:cs="Avenir Next" w:eastAsia="Avenir Next"/>
                 <w:color w:val="1A1A1A"/>
-                <w:sz w:val="17"/>
+                <w:sz w:val="22"/>
                 <w:szCs w:val="17"/>
               </w:rPr>
               <w:t xml:space="preserve">Multiply: 3 × 3 = 9, 9 × 3 = 27, 27 × 3 = 81.</w:t>
@@ -530,25 +533,25 @@
                 <w:rFonts w:ascii="Avenir Next" w:hAnsi="Avenir Next" w:cs="Avenir Next" w:eastAsia="Avenir Next"/>
                 <w:b/>
                 <w:color w:val="003A70"/>
+                <w:sz w:val="22"/>
+                <w:szCs w:val="17"/>
+              </w:rPr>
+              <w:t xml:space="preserve">Step 3</w:t>
+            </w:r>
+            <w:r>
+              <w:rPr>
+                <w:rFonts w:ascii="Avenir Next" w:hAnsi="Avenir Next" w:cs="Avenir Next" w:eastAsia="Avenir Next"/>
+                <w:color w:val="1A1A1A"/>
                 <w:sz w:val="17"/>
                 <w:szCs w:val="17"/>
               </w:rPr>
-              <w:t xml:space="preserve">Step 3</w:t>
-            </w:r>
-            <w:r>
-              <w:rPr>
-                <w:rFonts w:ascii="Avenir Next" w:hAnsi="Avenir Next" w:cs="Avenir Next" w:eastAsia="Avenir Next"/>
-                <w:color w:val="1A1A1A"/>
-                <w:sz w:val="17"/>
-                <w:szCs w:val="17"/>
-              </w:rPr>
               <w:tab/>
             </w:r>
             <w:r>
               <w:rPr>
                 <w:rFonts w:ascii="Avenir Next" w:hAnsi="Avenir Next" w:cs="Avenir Next" w:eastAsia="Avenir Next"/>
                 <w:color w:val="1A1A1A"/>
-                <w:sz w:val="17"/>
+                <w:sz w:val="22"/>
                 <w:szCs w:val="17"/>
               </w:rPr>
               <w:t xml:space="preserve">Check: I used 3 as a factor 4 times.</w:t>
@@ -567,28 +570,28 @@
                 <w:rFonts w:ascii="Avenir Next" w:hAnsi="Avenir Next" w:cs="Avenir Next" w:eastAsia="Avenir Next"/>
                 <w:b/>
                 <w:color w:val="1A1A1A"/>
+                <w:sz w:val="22"/>
+                <w:szCs w:val="17"/>
+              </w:rPr>
+              <w:t xml:space="preserve">Answer</w:t>
+            </w:r>
+            <w:r>
+              <w:rPr>
+                <w:rFonts w:ascii="Avenir Next" w:hAnsi="Avenir Next" w:cs="Avenir Next" w:eastAsia="Avenir Next"/>
+                <w:color w:val="1A1A1A"/>
                 <w:sz w:val="17"/>
                 <w:szCs w:val="17"/>
               </w:rPr>
-              <w:t xml:space="preserve">Answer</w:t>
-            </w:r>
-            <w:r>
-              <w:rPr>
-                <w:rFonts w:ascii="Avenir Next" w:hAnsi="Avenir Next" w:cs="Avenir Next" w:eastAsia="Avenir Next"/>
-                <w:color w:val="1A1A1A"/>
-                <w:sz w:val="17"/>
+              <w:tab/>
+            </w:r>
+            <w:r>
+              <w:rPr>
+                <w:rFonts w:ascii="Avenir Next" w:hAnsi="Avenir Next" w:cs="Avenir Next" w:eastAsia="Avenir Next"/>
+                <w:b/>
+                <w:color w:val="1A1A1A"/>
+                <w:sz w:val="22"/>
                 <w:szCs w:val="17"/>
               </w:rPr>
-              <w:tab/>
-            </w:r>
-            <w:r>
-              <w:rPr>
-                <w:rFonts w:ascii="Avenir Next" w:hAnsi="Avenir Next" w:cs="Avenir Next" w:eastAsia="Avenir Next"/>
-                <w:b/>
-                <w:color w:val="1A1A1A"/>
-                <w:sz w:val="17"/>
-                <w:szCs w:val="17"/>
-              </w:rPr>
               <w:t xml:space="preserve">3</w:t>
             </w:r>
             <w:r>
@@ -596,7 +599,7 @@
                 <w:rFonts w:ascii="Avenir Next" w:hAnsi="Avenir Next" w:cs="Avenir Next" w:eastAsia="Avenir Next"/>
                 <w:b/>
                 <w:color w:val="1A1A1A"/>
-                <w:sz w:val="17"/>
+                <w:sz w:val="22"/>
                 <w:szCs w:val="17"/>
                 <w:vertAlign w:val="superscript"/>
               </w:rPr>
@@ -607,7 +610,7 @@
                 <w:rFonts w:ascii="Avenir Next" w:hAnsi="Avenir Next" w:cs="Avenir Next" w:eastAsia="Avenir Next"/>
                 <w:b/>
                 <w:color w:val="1A1A1A"/>
-                <w:sz w:val="17"/>
+                <w:sz w:val="22"/>
                 <w:szCs w:val="17"/>
               </w:rPr>
               <w:t xml:space="preserve"> = 81</w:t>
@@ -636,7 +639,7 @@
           <w:rFonts w:ascii="Avenir Next" w:hAnsi="Avenir Next" w:cs="Avenir Next" w:eastAsia="Avenir Next"/>
           <w:b/>
           <w:color w:val="1A1A1A"/>
-          <w:sz w:val="17"/>
+          <w:sz w:val="22"/>
           <w:szCs w:val="17"/>
         </w:rPr>
         <w:t xml:space="preserve">evaluate</w:t>
@@ -646,7 +649,7 @@
           <w:rFonts w:ascii="Avenir Next" w:hAnsi="Avenir Next" w:cs="Avenir Next" w:eastAsia="Avenir Next"/>
           <w:i/>
           <w:color w:val="5A5F66"/>
-          <w:sz w:val="17"/>
+          <w:sz w:val="22"/>
           <w:szCs w:val="17"/>
         </w:rPr>
         <w:t xml:space="preserve"> (evaluar)</w:t>
@@ -655,7 +658,7 @@
         <w:rPr>
           <w:rFonts w:ascii="Avenir Next" w:hAnsi="Avenir Next" w:cs="Avenir Next" w:eastAsia="Avenir Next"/>
           <w:color w:val="5A5F66"/>
-          <w:sz w:val="17"/>
+          <w:sz w:val="22"/>
           <w:szCs w:val="17"/>
         </w:rPr>
         <w:t xml:space="preserve">   ·   </w:t>
@@ -665,7 +668,7 @@
           <w:rFonts w:ascii="Avenir Next" w:hAnsi="Avenir Next" w:cs="Avenir Next" w:eastAsia="Avenir Next"/>
           <w:b/>
           <w:color w:val="1A1A1A"/>
-          <w:sz w:val="17"/>
+          <w:sz w:val="22"/>
           <w:szCs w:val="17"/>
         </w:rPr>
         <w:t xml:space="preserve">squared</w:t>
@@ -675,7 +678,7 @@
           <w:rFonts w:ascii="Avenir Next" w:hAnsi="Avenir Next" w:cs="Avenir Next" w:eastAsia="Avenir Next"/>
           <w:i/>
           <w:color w:val="5A5F66"/>
-          <w:sz w:val="17"/>
+          <w:sz w:val="22"/>
           <w:szCs w:val="17"/>
         </w:rPr>
         <w:t xml:space="preserve"> (al cuadrado)</w:t>
@@ -684,7 +687,7 @@
         <w:rPr>
           <w:rFonts w:ascii="Avenir Next" w:hAnsi="Avenir Next" w:cs="Avenir Next" w:eastAsia="Avenir Next"/>
           <w:color w:val="5A5F66"/>
-          <w:sz w:val="17"/>
+          <w:sz w:val="22"/>
           <w:szCs w:val="17"/>
         </w:rPr>
         <w:t xml:space="preserve">   ·   </w:t>
@@ -694,7 +697,7 @@
           <w:rFonts w:ascii="Avenir Next" w:hAnsi="Avenir Next" w:cs="Avenir Next" w:eastAsia="Avenir Next"/>
           <w:b/>
           <w:color w:val="1A1A1A"/>
-          <w:sz w:val="17"/>
+          <w:sz w:val="22"/>
           <w:szCs w:val="17"/>
         </w:rPr>
         <w:t xml:space="preserve">cubed</w:t>
@@ -704,7 +707,7 @@
           <w:rFonts w:ascii="Avenir Next" w:hAnsi="Avenir Next" w:cs="Avenir Next" w:eastAsia="Avenir Next"/>
           <w:i/>
           <w:color w:val="5A5F66"/>
-          <w:sz w:val="17"/>
+          <w:sz w:val="22"/>
           <w:szCs w:val="17"/>
         </w:rPr>
         <w:t xml:space="preserve"> (al cubo)</w:t>
@@ -713,7 +716,7 @@
         <w:rPr>
           <w:rFonts w:ascii="Avenir Next" w:hAnsi="Avenir Next" w:cs="Avenir Next" w:eastAsia="Avenir Next"/>
           <w:color w:val="5A5F66"/>
-          <w:sz w:val="17"/>
+          <w:sz w:val="22"/>
           <w:szCs w:val="17"/>
         </w:rPr>
         <w:t xml:space="preserve">   ·   </w:t>
@@ -723,7 +726,7 @@
           <w:rFonts w:ascii="Avenir Next" w:hAnsi="Avenir Next" w:cs="Avenir Next" w:eastAsia="Avenir Next"/>
           <w:b/>
           <w:color w:val="1A1A1A"/>
-          <w:sz w:val="17"/>
+          <w:sz w:val="22"/>
           <w:szCs w:val="17"/>
         </w:rPr>
         <w:t xml:space="preserve">expanded form</w:t>
@@ -733,7 +736,7 @@
           <w:rFonts w:ascii="Avenir Next" w:hAnsi="Avenir Next" w:cs="Avenir Next" w:eastAsia="Avenir Next"/>
           <w:i/>
           <w:color w:val="5A5F66"/>
-          <w:sz w:val="17"/>
+          <w:sz w:val="22"/>
           <w:szCs w:val="17"/>
         </w:rPr>
         <w:t xml:space="preserve"> (forma desarrollada)</w:t>
@@ -741,6 +744,7 @@
     </w:p>
     <w:p>
       <w:pPr>
+        <w:pStyle w:val="Heading2"/>
         <w:keepNext/>
         <w:pBdr>
           <w:bottom w:val="single" w:sz="8" w:space="3" w:color="003A70"/>
@@ -756,7 +760,7 @@
           <w:b/>
           <w:color w:val="003A70"/>
           <w:spacing w:val="14"/>
-          <w:sz w:val="19"/>
+          <w:sz w:val="22"/>
           <w:szCs w:val="19"/>
         </w:rPr>
         <w:t xml:space="preserve">PRACTICE</w:t>
@@ -775,7 +779,7 @@
           <w:rFonts w:ascii="Avenir Next" w:hAnsi="Avenir Next" w:cs="Avenir Next" w:eastAsia="Avenir Next"/>
           <w:i/>
           <w:color w:val="5A5F66"/>
-          <w:sz w:val="17"/>
+          <w:sz w:val="22"/>
           <w:szCs w:val="17"/>
         </w:rPr>
         <w:t xml:space="preserve">show your work · label units</w:t>
@@ -783,7 +787,7 @@
     </w:p>
     <w:p>
       <w:pPr>
-        <w:spacing w:before="0" w:after="0" w:line="20" w:lineRule="exact"/>
+        <w:spacing w:before="0" w:after="0" w:line="50" w:lineRule="exact"/>
       </w:pPr>
     </w:p>
     <w:tbl>
@@ -833,25 +837,25 @@
                 <w:rFonts w:ascii="Avenir Next" w:hAnsi="Avenir Next" w:cs="Avenir Next" w:eastAsia="Avenir Next"/>
                 <w:b/>
                 <w:color w:val="1A1A1A"/>
+                <w:sz w:val="22"/>
+                <w:szCs w:val="20"/>
+              </w:rPr>
+              <w:t xml:space="preserve">1.</w:t>
+            </w:r>
+            <w:r>
+              <w:rPr>
+                <w:rFonts w:ascii="Avenir Next" w:hAnsi="Avenir Next" w:cs="Avenir Next" w:eastAsia="Avenir Next"/>
+                <w:color w:val="1A1A1A"/>
                 <w:sz w:val="20"/>
                 <w:szCs w:val="20"/>
               </w:rPr>
-              <w:t xml:space="preserve">1.</w:t>
-            </w:r>
-            <w:r>
-              <w:rPr>
-                <w:rFonts w:ascii="Avenir Next" w:hAnsi="Avenir Next" w:cs="Avenir Next" w:eastAsia="Avenir Next"/>
-                <w:color w:val="1A1A1A"/>
-                <w:sz w:val="20"/>
-                <w:szCs w:val="20"/>
-              </w:rPr>
               <w:tab/>
             </w:r>
             <w:r>
               <w:rPr>
                 <w:rFonts w:ascii="Avenir Next" w:hAnsi="Avenir Next" w:cs="Avenir Next" w:eastAsia="Avenir Next"/>
                 <w:color w:val="1A1A1A"/>
-                <w:sz w:val="20"/>
+                <w:sz w:val="22"/>
                 <w:szCs w:val="20"/>
               </w:rPr>
               <w:t xml:space="preserve">Find the value of each power.</w:t>
@@ -907,34 +911,34 @@
                       <w:rFonts w:ascii="Avenir Next" w:hAnsi="Avenir Next" w:cs="Avenir Next" w:eastAsia="Avenir Next"/>
                       <w:b/>
                       <w:color w:val="003A70"/>
+                      <w:sz w:val="22"/>
+                      <w:szCs w:val="20"/>
+                    </w:rPr>
+                    <w:t xml:space="preserve">a.</w:t>
+                  </w:r>
+                  <w:r>
+                    <w:rPr>
+                      <w:rFonts w:ascii="Avenir Next" w:hAnsi="Avenir Next" w:cs="Avenir Next" w:eastAsia="Avenir Next"/>
+                      <w:color w:val="1A1A1A"/>
                       <w:sz w:val="20"/>
                       <w:szCs w:val="20"/>
                     </w:rPr>
-                    <w:t xml:space="preserve">a.</w:t>
-                  </w:r>
-                  <w:r>
-                    <w:rPr>
-                      <w:rFonts w:ascii="Avenir Next" w:hAnsi="Avenir Next" w:cs="Avenir Next" w:eastAsia="Avenir Next"/>
-                      <w:color w:val="1A1A1A"/>
-                      <w:sz w:val="20"/>
+                    <w:tab/>
+                  </w:r>
+                  <w:r>
+                    <w:rPr>
+                      <w:rFonts w:ascii="Avenir Next" w:hAnsi="Avenir Next" w:cs="Avenir Next" w:eastAsia="Avenir Next"/>
+                      <w:color w:val="1A1A1A"/>
+                      <w:sz w:val="22"/>
                       <w:szCs w:val="20"/>
                     </w:rPr>
-                    <w:tab/>
-                  </w:r>
-                  <w:r>
-                    <w:rPr>
-                      <w:rFonts w:ascii="Avenir Next" w:hAnsi="Avenir Next" w:cs="Avenir Next" w:eastAsia="Avenir Next"/>
-                      <w:color w:val="1A1A1A"/>
-                      <w:sz w:val="20"/>
-                      <w:szCs w:val="20"/>
-                    </w:rPr>
                     <w:t xml:space="preserve">12</w:t>
                   </w:r>
                   <w:r>
                     <w:rPr>
                       <w:rFonts w:ascii="Avenir Next" w:hAnsi="Avenir Next" w:cs="Avenir Next" w:eastAsia="Avenir Next"/>
                       <w:color w:val="1A1A1A"/>
-                      <w:sz w:val="20"/>
+                      <w:sz w:val="22"/>
                       <w:szCs w:val="20"/>
                       <w:vertAlign w:val="superscript"/>
                     </w:rPr>
@@ -944,7 +948,7 @@
                     <w:rPr>
                       <w:rFonts w:ascii="Avenir Next" w:hAnsi="Avenir Next" w:cs="Avenir Next" w:eastAsia="Avenir Next"/>
                       <w:color w:val="1A1A1A"/>
-                      <w:sz w:val="20"/>
+                      <w:sz w:val="22"/>
                       <w:szCs w:val="20"/>
                     </w:rPr>
                     <w:t xml:space="preserve"> =</w:t>
@@ -988,34 +992,34 @@
                       <w:rFonts w:ascii="Avenir Next" w:hAnsi="Avenir Next" w:cs="Avenir Next" w:eastAsia="Avenir Next"/>
                       <w:b/>
                       <w:color w:val="003A70"/>
+                      <w:sz w:val="22"/>
+                      <w:szCs w:val="20"/>
+                    </w:rPr>
+                    <w:t xml:space="preserve">b.</w:t>
+                  </w:r>
+                  <w:r>
+                    <w:rPr>
+                      <w:rFonts w:ascii="Avenir Next" w:hAnsi="Avenir Next" w:cs="Avenir Next" w:eastAsia="Avenir Next"/>
+                      <w:color w:val="1A1A1A"/>
                       <w:sz w:val="20"/>
                       <w:szCs w:val="20"/>
                     </w:rPr>
-                    <w:t xml:space="preserve">b.</w:t>
-                  </w:r>
-                  <w:r>
-                    <w:rPr>
-                      <w:rFonts w:ascii="Avenir Next" w:hAnsi="Avenir Next" w:cs="Avenir Next" w:eastAsia="Avenir Next"/>
-                      <w:color w:val="1A1A1A"/>
-                      <w:sz w:val="20"/>
+                    <w:tab/>
+                  </w:r>
+                  <w:r>
+                    <w:rPr>
+                      <w:rFonts w:ascii="Avenir Next" w:hAnsi="Avenir Next" w:cs="Avenir Next" w:eastAsia="Avenir Next"/>
+                      <w:color w:val="1A1A1A"/>
+                      <w:sz w:val="22"/>
                       <w:szCs w:val="20"/>
                     </w:rPr>
-                    <w:tab/>
-                  </w:r>
-                  <w:r>
-                    <w:rPr>
-                      <w:rFonts w:ascii="Avenir Next" w:hAnsi="Avenir Next" w:cs="Avenir Next" w:eastAsia="Avenir Next"/>
-                      <w:color w:val="1A1A1A"/>
-                      <w:sz w:val="20"/>
-                      <w:szCs w:val="20"/>
-                    </w:rPr>
                     <w:t xml:space="preserve">3</w:t>
                   </w:r>
                   <w:r>
                     <w:rPr>
                       <w:rFonts w:ascii="Avenir Next" w:hAnsi="Avenir Next" w:cs="Avenir Next" w:eastAsia="Avenir Next"/>
                       <w:color w:val="1A1A1A"/>
-                      <w:sz w:val="20"/>
+                      <w:sz w:val="22"/>
                       <w:szCs w:val="20"/>
                       <w:vertAlign w:val="superscript"/>
                     </w:rPr>
@@ -1025,7 +1029,7 @@
                     <w:rPr>
                       <w:rFonts w:ascii="Avenir Next" w:hAnsi="Avenir Next" w:cs="Avenir Next" w:eastAsia="Avenir Next"/>
                       <w:color w:val="1A1A1A"/>
-                      <w:sz w:val="20"/>
+                      <w:sz w:val="22"/>
                       <w:szCs w:val="20"/>
                     </w:rPr>
                     <w:t xml:space="preserve"> =</w:t>
@@ -1069,34 +1073,34 @@
                       <w:rFonts w:ascii="Avenir Next" w:hAnsi="Avenir Next" w:cs="Avenir Next" w:eastAsia="Avenir Next"/>
                       <w:b/>
                       <w:color w:val="003A70"/>
+                      <w:sz w:val="22"/>
+                      <w:szCs w:val="20"/>
+                    </w:rPr>
+                    <w:t xml:space="preserve">c.</w:t>
+                  </w:r>
+                  <w:r>
+                    <w:rPr>
+                      <w:rFonts w:ascii="Avenir Next" w:hAnsi="Avenir Next" w:cs="Avenir Next" w:eastAsia="Avenir Next"/>
+                      <w:color w:val="1A1A1A"/>
                       <w:sz w:val="20"/>
                       <w:szCs w:val="20"/>
                     </w:rPr>
-                    <w:t xml:space="preserve">c.</w:t>
-                  </w:r>
-                  <w:r>
-                    <w:rPr>
-                      <w:rFonts w:ascii="Avenir Next" w:hAnsi="Avenir Next" w:cs="Avenir Next" w:eastAsia="Avenir Next"/>
-                      <w:color w:val="1A1A1A"/>
-                      <w:sz w:val="20"/>
+                    <w:tab/>
+                  </w:r>
+                  <w:r>
+                    <w:rPr>
+                      <w:rFonts w:ascii="Avenir Next" w:hAnsi="Avenir Next" w:cs="Avenir Next" w:eastAsia="Avenir Next"/>
+                      <w:color w:val="1A1A1A"/>
+                      <w:sz w:val="22"/>
                       <w:szCs w:val="20"/>
                     </w:rPr>
-                    <w:tab/>
-                  </w:r>
-                  <w:r>
-                    <w:rPr>
-                      <w:rFonts w:ascii="Avenir Next" w:hAnsi="Avenir Next" w:cs="Avenir Next" w:eastAsia="Avenir Next"/>
-                      <w:color w:val="1A1A1A"/>
-                      <w:sz w:val="20"/>
-                      <w:szCs w:val="20"/>
-                    </w:rPr>
                     <w:t xml:space="preserve">2</w:t>
                   </w:r>
                   <w:r>
                     <w:rPr>
                       <w:rFonts w:ascii="Avenir Next" w:hAnsi="Avenir Next" w:cs="Avenir Next" w:eastAsia="Avenir Next"/>
                       <w:color w:val="1A1A1A"/>
-                      <w:sz w:val="20"/>
+                      <w:sz w:val="22"/>
                       <w:szCs w:val="20"/>
                       <w:vertAlign w:val="superscript"/>
                     </w:rPr>
@@ -1106,7 +1110,7 @@
                     <w:rPr>
                       <w:rFonts w:ascii="Avenir Next" w:hAnsi="Avenir Next" w:cs="Avenir Next" w:eastAsia="Avenir Next"/>
                       <w:color w:val="1A1A1A"/>
-                      <w:sz w:val="20"/>
+                      <w:sz w:val="22"/>
                       <w:szCs w:val="20"/>
                     </w:rPr>
                     <w:t xml:space="preserve"> =</w:t>
@@ -1156,34 +1160,34 @@
                       <w:rFonts w:ascii="Avenir Next" w:hAnsi="Avenir Next" w:cs="Avenir Next" w:eastAsia="Avenir Next"/>
                       <w:b/>
                       <w:color w:val="003A70"/>
+                      <w:sz w:val="22"/>
+                      <w:szCs w:val="20"/>
+                    </w:rPr>
+                    <w:t xml:space="preserve">d.</w:t>
+                  </w:r>
+                  <w:r>
+                    <w:rPr>
+                      <w:rFonts w:ascii="Avenir Next" w:hAnsi="Avenir Next" w:cs="Avenir Next" w:eastAsia="Avenir Next"/>
+                      <w:color w:val="1A1A1A"/>
                       <w:sz w:val="20"/>
                       <w:szCs w:val="20"/>
                     </w:rPr>
-                    <w:t xml:space="preserve">d.</w:t>
-                  </w:r>
-                  <w:r>
-                    <w:rPr>
-                      <w:rFonts w:ascii="Avenir Next" w:hAnsi="Avenir Next" w:cs="Avenir Next" w:eastAsia="Avenir Next"/>
-                      <w:color w:val="1A1A1A"/>
-                      <w:sz w:val="20"/>
+                    <w:tab/>
+                  </w:r>
+                  <w:r>
+                    <w:rPr>
+                      <w:rFonts w:ascii="Avenir Next" w:hAnsi="Avenir Next" w:cs="Avenir Next" w:eastAsia="Avenir Next"/>
+                      <w:color w:val="1A1A1A"/>
+                      <w:sz w:val="22"/>
                       <w:szCs w:val="20"/>
                     </w:rPr>
-                    <w:tab/>
-                  </w:r>
-                  <w:r>
-                    <w:rPr>
-                      <w:rFonts w:ascii="Avenir Next" w:hAnsi="Avenir Next" w:cs="Avenir Next" w:eastAsia="Avenir Next"/>
-                      <w:color w:val="1A1A1A"/>
-                      <w:sz w:val="20"/>
-                      <w:szCs w:val="20"/>
-                    </w:rPr>
                     <w:t xml:space="preserve">11</w:t>
                   </w:r>
                   <w:r>
                     <w:rPr>
                       <w:rFonts w:ascii="Avenir Next" w:hAnsi="Avenir Next" w:cs="Avenir Next" w:eastAsia="Avenir Next"/>
                       <w:color w:val="1A1A1A"/>
-                      <w:sz w:val="20"/>
+                      <w:sz w:val="22"/>
                       <w:szCs w:val="20"/>
                       <w:vertAlign w:val="superscript"/>
                     </w:rPr>
@@ -1193,7 +1197,7 @@
                     <w:rPr>
                       <w:rFonts w:ascii="Avenir Next" w:hAnsi="Avenir Next" w:cs="Avenir Next" w:eastAsia="Avenir Next"/>
                       <w:color w:val="1A1A1A"/>
-                      <w:sz w:val="20"/>
+                      <w:sz w:val="22"/>
                       <w:szCs w:val="20"/>
                     </w:rPr>
                     <w:t xml:space="preserve"> =</w:t>
@@ -1237,34 +1241,34 @@
                       <w:rFonts w:ascii="Avenir Next" w:hAnsi="Avenir Next" w:cs="Avenir Next" w:eastAsia="Avenir Next"/>
                       <w:b/>
                       <w:color w:val="003A70"/>
+                      <w:sz w:val="22"/>
+                      <w:szCs w:val="20"/>
+                    </w:rPr>
+                    <w:t xml:space="preserve">e.</w:t>
+                  </w:r>
+                  <w:r>
+                    <w:rPr>
+                      <w:rFonts w:ascii="Avenir Next" w:hAnsi="Avenir Next" w:cs="Avenir Next" w:eastAsia="Avenir Next"/>
+                      <w:color w:val="1A1A1A"/>
                       <w:sz w:val="20"/>
                       <w:szCs w:val="20"/>
                     </w:rPr>
-                    <w:t xml:space="preserve">e.</w:t>
-                  </w:r>
-                  <w:r>
-                    <w:rPr>
-                      <w:rFonts w:ascii="Avenir Next" w:hAnsi="Avenir Next" w:cs="Avenir Next" w:eastAsia="Avenir Next"/>
-                      <w:color w:val="1A1A1A"/>
-                      <w:sz w:val="20"/>
+                    <w:tab/>
+                  </w:r>
+                  <w:r>
+                    <w:rPr>
+                      <w:rFonts w:ascii="Avenir Next" w:hAnsi="Avenir Next" w:cs="Avenir Next" w:eastAsia="Avenir Next"/>
+                      <w:color w:val="1A1A1A"/>
+                      <w:sz w:val="22"/>
                       <w:szCs w:val="20"/>
                     </w:rPr>
-                    <w:tab/>
-                  </w:r>
-                  <w:r>
-                    <w:rPr>
-                      <w:rFonts w:ascii="Avenir Next" w:hAnsi="Avenir Next" w:cs="Avenir Next" w:eastAsia="Avenir Next"/>
-                      <w:color w:val="1A1A1A"/>
-                      <w:sz w:val="20"/>
-                      <w:szCs w:val="20"/>
-                    </w:rPr>
                     <w:t xml:space="preserve">1.2</w:t>
                   </w:r>
                   <w:r>
                     <w:rPr>
                       <w:rFonts w:ascii="Avenir Next" w:hAnsi="Avenir Next" w:cs="Avenir Next" w:eastAsia="Avenir Next"/>
                       <w:color w:val="1A1A1A"/>
-                      <w:sz w:val="20"/>
+                      <w:sz w:val="22"/>
                       <w:szCs w:val="20"/>
                       <w:vertAlign w:val="superscript"/>
                     </w:rPr>
@@ -1274,7 +1278,7 @@
                     <w:rPr>
                       <w:rFonts w:ascii="Avenir Next" w:hAnsi="Avenir Next" w:cs="Avenir Next" w:eastAsia="Avenir Next"/>
                       <w:color w:val="1A1A1A"/>
-                      <w:sz w:val="20"/>
+                      <w:sz w:val="22"/>
                       <w:szCs w:val="20"/>
                     </w:rPr>
                     <w:t xml:space="preserve"> =</w:t>
@@ -1318,34 +1322,34 @@
                       <w:rFonts w:ascii="Avenir Next" w:hAnsi="Avenir Next" w:cs="Avenir Next" w:eastAsia="Avenir Next"/>
                       <w:b/>
                       <w:color w:val="003A70"/>
+                      <w:sz w:val="22"/>
+                      <w:szCs w:val="20"/>
+                    </w:rPr>
+                    <w:t xml:space="preserve">f.</w:t>
+                  </w:r>
+                  <w:r>
+                    <w:rPr>
+                      <w:rFonts w:ascii="Avenir Next" w:hAnsi="Avenir Next" w:cs="Avenir Next" w:eastAsia="Avenir Next"/>
+                      <w:color w:val="1A1A1A"/>
                       <w:sz w:val="20"/>
                       <w:szCs w:val="20"/>
                     </w:rPr>
-                    <w:t xml:space="preserve">f.</w:t>
-                  </w:r>
-                  <w:r>
-                    <w:rPr>
-                      <w:rFonts w:ascii="Avenir Next" w:hAnsi="Avenir Next" w:cs="Avenir Next" w:eastAsia="Avenir Next"/>
-                      <w:color w:val="1A1A1A"/>
-                      <w:sz w:val="20"/>
+                    <w:tab/>
+                  </w:r>
+                  <w:r>
+                    <w:rPr>
+                      <w:rFonts w:ascii="Avenir Next" w:hAnsi="Avenir Next" w:cs="Avenir Next" w:eastAsia="Avenir Next"/>
+                      <w:color w:val="1A1A1A"/>
+                      <w:sz w:val="22"/>
                       <w:szCs w:val="20"/>
                     </w:rPr>
-                    <w:tab/>
-                  </w:r>
-                  <w:r>
-                    <w:rPr>
-                      <w:rFonts w:ascii="Avenir Next" w:hAnsi="Avenir Next" w:cs="Avenir Next" w:eastAsia="Avenir Next"/>
-                      <w:color w:val="1A1A1A"/>
-                      <w:sz w:val="20"/>
-                      <w:szCs w:val="20"/>
-                    </w:rPr>
                     <w:t xml:space="preserve">(1/3)</w:t>
                   </w:r>
                   <w:r>
                     <w:rPr>
                       <w:rFonts w:ascii="Avenir Next" w:hAnsi="Avenir Next" w:cs="Avenir Next" w:eastAsia="Avenir Next"/>
                       <w:color w:val="1A1A1A"/>
-                      <w:sz w:val="20"/>
+                      <w:sz w:val="22"/>
                       <w:szCs w:val="20"/>
                       <w:vertAlign w:val="superscript"/>
                     </w:rPr>
@@ -1355,7 +1359,7 @@
                     <w:rPr>
                       <w:rFonts w:ascii="Avenir Next" w:hAnsi="Avenir Next" w:cs="Avenir Next" w:eastAsia="Avenir Next"/>
                       <w:color w:val="1A1A1A"/>
-                      <w:sz w:val="20"/>
+                      <w:sz w:val="22"/>
                       <w:szCs w:val="20"/>
                     </w:rPr>
                     <w:t xml:space="preserve"> =</w:t>
@@ -1385,7 +1389,7 @@
           </w:tbl>
           <w:p>
             <w:pPr>
-              <w:spacing w:before="0" w:after="0" w:line="24" w:lineRule="auto"/>
+              <w:spacing w:before="0" w:after="0" w:line="50" w:lineRule="exact"/>
             </w:pPr>
           </w:p>
         </w:tc>
@@ -1393,12 +1397,12 @@
     </w:tbl>
     <w:p>
       <w:pPr>
-        <w:spacing w:before="0" w:after="0" w:line="20" w:lineRule="exact"/>
+        <w:spacing w:before="0" w:after="0" w:line="50" w:lineRule="exact"/>
       </w:pPr>
     </w:p>
     <w:p>
       <w:pPr>
-        <w:spacing w:before="0" w:after="0" w:line="20" w:lineRule="exact"/>
+        <w:spacing w:before="0" w:after="0" w:line="50" w:lineRule="exact"/>
       </w:pPr>
     </w:p>
     <w:tbl>
@@ -1448,18 +1452,18 @@
                 <w:rFonts w:ascii="Avenir Next" w:hAnsi="Avenir Next" w:cs="Avenir Next" w:eastAsia="Avenir Next"/>
                 <w:b/>
                 <w:color w:val="1A1A1A"/>
+                <w:sz w:val="22"/>
+                <w:szCs w:val="20"/>
+              </w:rPr>
+              <w:t xml:space="preserve">2.</w:t>
+            </w:r>
+            <w:r>
+              <w:rPr>
+                <w:rFonts w:ascii="Avenir Next" w:hAnsi="Avenir Next" w:cs="Avenir Next" w:eastAsia="Avenir Next"/>
+                <w:color w:val="1A1A1A"/>
                 <w:sz w:val="20"/>
                 <w:szCs w:val="20"/>
               </w:rPr>
-              <w:t xml:space="preserve">2.</w:t>
-            </w:r>
-            <w:r>
-              <w:rPr>
-                <w:rFonts w:ascii="Avenir Next" w:hAnsi="Avenir Next" w:cs="Avenir Next" w:eastAsia="Avenir Next"/>
-                <w:color w:val="1A1A1A"/>
-                <w:sz w:val="20"/>
-                <w:szCs w:val="20"/>
-              </w:rPr>
               <w:tab/>
             </w:r>
             <w:r>
@@ -1467,7 +1471,7 @@
                 <w:rFonts w:ascii="Avenir Next" w:hAnsi="Avenir Next" w:cs="Avenir Next" w:eastAsia="Avenir Next"/>
                 <w:b/>
                 <w:color w:val="1A1A1A"/>
-                <w:sz w:val="20"/>
+                <w:sz w:val="22"/>
                 <w:szCs w:val="20"/>
               </w:rPr>
               <w:t xml:space="preserve">Power Table.  </w:t>
@@ -1476,7 +1480,7 @@
               <w:rPr>
                 <w:rFonts w:ascii="Avenir Next" w:hAnsi="Avenir Next" w:cs="Avenir Next" w:eastAsia="Avenir Next"/>
                 <w:color w:val="1A1A1A"/>
-                <w:sz w:val="20"/>
+                <w:sz w:val="22"/>
                 <w:szCs w:val="20"/>
               </w:rPr>
               <w:t xml:space="preserve">A science club makes a table of powers of 2. Complete it. Then tell what each value is multiplied by to get the next one.</w:t>
@@ -1530,7 +1534,7 @@
                       <w:rFonts w:ascii="Avenir Next" w:hAnsi="Avenir Next" w:cs="Avenir Next" w:eastAsia="Avenir Next"/>
                       <w:b/>
                       <w:color w:val="1A1A1A"/>
-                      <w:sz w:val="19"/>
+                      <w:sz w:val="22"/>
                       <w:szCs w:val="19"/>
                     </w:rPr>
                     <w:t xml:space="preserve">Power</w:t>
@@ -1553,7 +1557,7 @@
                       <w:rFonts w:ascii="Avenir Next" w:hAnsi="Avenir Next" w:cs="Avenir Next" w:eastAsia="Avenir Next"/>
                       <w:b/>
                       <w:color w:val="1A1A1A"/>
-                      <w:sz w:val="19"/>
+                      <w:sz w:val="22"/>
                       <w:szCs w:val="19"/>
                     </w:rPr>
                     <w:t xml:space="preserve">Expanded form</w:t>
@@ -1576,7 +1580,7 @@
                       <w:rFonts w:ascii="Avenir Next" w:hAnsi="Avenir Next" w:cs="Avenir Next" w:eastAsia="Avenir Next"/>
                       <w:b/>
                       <w:color w:val="1A1A1A"/>
-                      <w:sz w:val="19"/>
+                      <w:sz w:val="22"/>
                       <w:szCs w:val="19"/>
                     </w:rPr>
                     <w:t xml:space="preserve">Value</w:t>
@@ -1605,7 +1609,7 @@
                       <w:rFonts w:ascii="Avenir Next" w:hAnsi="Avenir Next" w:cs="Avenir Next" w:eastAsia="Avenir Next"/>
                       <w:b/>
                       <w:color w:val="1A1A1A"/>
-                      <w:sz w:val="19"/>
+                      <w:sz w:val="22"/>
                       <w:szCs w:val="19"/>
                     </w:rPr>
                     <w:t xml:space="preserve">2</w:t>
@@ -1615,7 +1619,7 @@
                       <w:rFonts w:ascii="Avenir Next" w:hAnsi="Avenir Next" w:cs="Avenir Next" w:eastAsia="Avenir Next"/>
                       <w:b/>
                       <w:color w:val="1A1A1A"/>
-                      <w:sz w:val="19"/>
+                      <w:sz w:val="22"/>
                       <w:szCs w:val="19"/>
                       <w:vertAlign w:val="superscript"/>
                     </w:rPr>
@@ -1630,7 +1634,7 @@
                 </w:tcPr>
                 <w:p>
                   <w:pPr>
-                    <w:spacing w:before="0" w:after="0" w:line="240" w:lineRule="auto"/>
+                    <w:spacing w:before="0" w:after="0" w:line="50" w:lineRule="exact"/>
                   </w:pPr>
                 </w:p>
               </w:tc>
@@ -1641,7 +1645,7 @@
                 </w:tcPr>
                 <w:p>
                   <w:pPr>
-                    <w:spacing w:before="0" w:after="0" w:line="240" w:lineRule="auto"/>
+                    <w:spacing w:before="0" w:after="0" w:line="50" w:lineRule="exact"/>
                   </w:pPr>
                 </w:p>
               </w:tc>
@@ -1667,7 +1671,7 @@
                       <w:rFonts w:ascii="Avenir Next" w:hAnsi="Avenir Next" w:cs="Avenir Next" w:eastAsia="Avenir Next"/>
                       <w:b/>
                       <w:color w:val="1A1A1A"/>
-                      <w:sz w:val="19"/>
+                      <w:sz w:val="22"/>
                       <w:szCs w:val="19"/>
                     </w:rPr>
                     <w:t xml:space="preserve">2</w:t>
@@ -1677,7 +1681,7 @@
                       <w:rFonts w:ascii="Avenir Next" w:hAnsi="Avenir Next" w:cs="Avenir Next" w:eastAsia="Avenir Next"/>
                       <w:b/>
                       <w:color w:val="1A1A1A"/>
-                      <w:sz w:val="19"/>
+                      <w:sz w:val="22"/>
                       <w:szCs w:val="19"/>
                       <w:vertAlign w:val="superscript"/>
                     </w:rPr>
@@ -1692,7 +1696,7 @@
                 </w:tcPr>
                 <w:p>
                   <w:pPr>
-                    <w:spacing w:before="0" w:after="0" w:line="240" w:lineRule="auto"/>
+                    <w:spacing w:before="0" w:after="0" w:line="50" w:lineRule="exact"/>
                   </w:pPr>
                 </w:p>
               </w:tc>
@@ -1703,7 +1707,7 @@
                 </w:tcPr>
                 <w:p>
                   <w:pPr>
-                    <w:spacing w:before="0" w:after="0" w:line="240" w:lineRule="auto"/>
+                    <w:spacing w:before="0" w:after="0" w:line="50" w:lineRule="exact"/>
                   </w:pPr>
                 </w:p>
               </w:tc>
@@ -1729,7 +1733,7 @@
                       <w:rFonts w:ascii="Avenir Next" w:hAnsi="Avenir Next" w:cs="Avenir Next" w:eastAsia="Avenir Next"/>
                       <w:b/>
                       <w:color w:val="1A1A1A"/>
-                      <w:sz w:val="19"/>
+                      <w:sz w:val="22"/>
                       <w:szCs w:val="19"/>
                     </w:rPr>
                     <w:t xml:space="preserve">2</w:t>
@@ -1739,7 +1743,7 @@
                       <w:rFonts w:ascii="Avenir Next" w:hAnsi="Avenir Next" w:cs="Avenir Next" w:eastAsia="Avenir Next"/>
                       <w:b/>
                       <w:color w:val="1A1A1A"/>
-                      <w:sz w:val="19"/>
+                      <w:sz w:val="22"/>
                       <w:szCs w:val="19"/>
                       <w:vertAlign w:val="superscript"/>
                     </w:rPr>
@@ -1754,7 +1758,7 @@
                 </w:tcPr>
                 <w:p>
                   <w:pPr>
-                    <w:spacing w:before="0" w:after="0" w:line="240" w:lineRule="auto"/>
+                    <w:spacing w:before="0" w:after="0" w:line="50" w:lineRule="exact"/>
                   </w:pPr>
                 </w:p>
               </w:tc>
@@ -1765,7 +1769,7 @@
                 </w:tcPr>
                 <w:p>
                   <w:pPr>
-                    <w:spacing w:before="0" w:after="0" w:line="240" w:lineRule="auto"/>
+                    <w:spacing w:before="0" w:after="0" w:line="50" w:lineRule="exact"/>
                   </w:pPr>
                 </w:p>
               </w:tc>
@@ -1791,7 +1795,7 @@
                       <w:rFonts w:ascii="Avenir Next" w:hAnsi="Avenir Next" w:cs="Avenir Next" w:eastAsia="Avenir Next"/>
                       <w:b/>
                       <w:color w:val="1A1A1A"/>
-                      <w:sz w:val="19"/>
+                      <w:sz w:val="22"/>
                       <w:szCs w:val="19"/>
                     </w:rPr>
                     <w:t xml:space="preserve">2</w:t>
@@ -1801,7 +1805,7 @@
                       <w:rFonts w:ascii="Avenir Next" w:hAnsi="Avenir Next" w:cs="Avenir Next" w:eastAsia="Avenir Next"/>
                       <w:b/>
                       <w:color w:val="1A1A1A"/>
-                      <w:sz w:val="19"/>
+                      <w:sz w:val="22"/>
                       <w:szCs w:val="19"/>
                       <w:vertAlign w:val="superscript"/>
                     </w:rPr>
@@ -1816,7 +1820,7 @@
                 </w:tcPr>
                 <w:p>
                   <w:pPr>
-                    <w:spacing w:before="0" w:after="0" w:line="240" w:lineRule="auto"/>
+                    <w:spacing w:before="0" w:after="0" w:line="50" w:lineRule="exact"/>
                   </w:pPr>
                 </w:p>
               </w:tc>
@@ -1827,7 +1831,7 @@
                 </w:tcPr>
                 <w:p>
                   <w:pPr>
-                    <w:spacing w:before="0" w:after="0" w:line="240" w:lineRule="auto"/>
+                    <w:spacing w:before="0" w:after="0" w:line="50" w:lineRule="exact"/>
                   </w:pPr>
                 </w:p>
               </w:tc>
@@ -1846,7 +1850,7 @@
                 <w:rFonts w:ascii="Avenir Next" w:hAnsi="Avenir Next" w:cs="Avenir Next" w:eastAsia="Avenir Next"/>
                 <w:b/>
                 <w:color w:val="1A1A1A"/>
-                <w:sz w:val="18"/>
+                <w:sz w:val="22"/>
                 <w:szCs w:val="18"/>
               </w:rPr>
               <w:t xml:space="preserve">Multiply by</w:t>
@@ -1866,12 +1870,12 @@
     </w:tbl>
     <w:p>
       <w:pPr>
-        <w:spacing w:before="0" w:after="0" w:line="20" w:lineRule="exact"/>
+        <w:spacing w:before="0" w:after="0" w:line="50" w:lineRule="exact"/>
       </w:pPr>
     </w:p>
     <w:p>
       <w:pPr>
-        <w:spacing w:before="0" w:after="0" w:line="20" w:lineRule="exact"/>
+        <w:spacing w:before="0" w:after="0" w:line="50" w:lineRule="exact"/>
       </w:pPr>
     </w:p>
     <w:tbl>
@@ -1955,44 +1959,44 @@
                       <w:rFonts w:ascii="Avenir Next" w:hAnsi="Avenir Next" w:cs="Avenir Next" w:eastAsia="Avenir Next"/>
                       <w:b/>
                       <w:color w:val="1A1A1A"/>
+                      <w:sz w:val="22"/>
+                      <w:szCs w:val="20"/>
+                    </w:rPr>
+                    <w:t xml:space="preserve">3.</w:t>
+                  </w:r>
+                  <w:r>
+                    <w:rPr>
+                      <w:rFonts w:ascii="Avenir Next" w:hAnsi="Avenir Next" w:cs="Avenir Next" w:eastAsia="Avenir Next"/>
+                      <w:color w:val="1A1A1A"/>
                       <w:sz w:val="20"/>
                       <w:szCs w:val="20"/>
                     </w:rPr>
-                    <w:t xml:space="preserve">3.</w:t>
-                  </w:r>
-                  <w:r>
-                    <w:rPr>
-                      <w:rFonts w:ascii="Avenir Next" w:hAnsi="Avenir Next" w:cs="Avenir Next" w:eastAsia="Avenir Next"/>
-                      <w:color w:val="1A1A1A"/>
-                      <w:sz w:val="20"/>
+                    <w:tab/>
+                  </w:r>
+                  <w:r>
+                    <w:rPr>
+                      <w:rFonts w:ascii="Avenir Next" w:hAnsi="Avenir Next" w:cs="Avenir Next" w:eastAsia="Avenir Next"/>
+                      <w:b/>
+                      <w:color w:val="1A1A1A"/>
+                      <w:sz w:val="22"/>
                       <w:szCs w:val="20"/>
                     </w:rPr>
-                    <w:tab/>
-                  </w:r>
-                  <w:r>
-                    <w:rPr>
-                      <w:rFonts w:ascii="Avenir Next" w:hAnsi="Avenir Next" w:cs="Avenir Next" w:eastAsia="Avenir Next"/>
-                      <w:b/>
-                      <w:color w:val="1A1A1A"/>
-                      <w:sz w:val="20"/>
+                    <w:t xml:space="preserve">Storage Cube.  </w:t>
+                  </w:r>
+                  <w:r>
+                    <w:rPr>
+                      <w:rFonts w:ascii="Avenir Next" w:hAnsi="Avenir Next" w:cs="Avenir Next" w:eastAsia="Avenir Next"/>
+                      <w:color w:val="1A1A1A"/>
+                      <w:sz w:val="22"/>
                       <w:szCs w:val="20"/>
                     </w:rPr>
-                    <w:t xml:space="preserve">Storage Cube.  </w:t>
-                  </w:r>
-                  <w:r>
-                    <w:rPr>
-                      <w:rFonts w:ascii="Avenir Next" w:hAnsi="Avenir Next" w:cs="Avenir Next" w:eastAsia="Avenir Next"/>
-                      <w:color w:val="1A1A1A"/>
-                      <w:sz w:val="20"/>
-                      <w:szCs w:val="20"/>
-                    </w:rPr>
                     <w:t xml:space="preserve">A storage cube has edges of 4 units, so its volume is 4</w:t>
                   </w:r>
                   <w:r>
                     <w:rPr>
                       <w:rFonts w:ascii="Avenir Next" w:hAnsi="Avenir Next" w:cs="Avenir Next" w:eastAsia="Avenir Next"/>
                       <w:color w:val="1A1A1A"/>
-                      <w:sz w:val="20"/>
+                      <w:sz w:val="22"/>
                       <w:szCs w:val="20"/>
                       <w:vertAlign w:val="superscript"/>
                     </w:rPr>
@@ -2002,7 +2006,7 @@
                     <w:rPr>
                       <w:rFonts w:ascii="Avenir Next" w:hAnsi="Avenir Next" w:cs="Avenir Next" w:eastAsia="Avenir Next"/>
                       <w:color w:val="1A1A1A"/>
-                      <w:sz w:val="20"/>
+                      <w:sz w:val="22"/>
                       <w:szCs w:val="20"/>
                     </w:rPr>
                     <w:t xml:space="preserve"> cubic units. Find the volume.</w:t>
@@ -2019,7 +2023,7 @@
                       <w:rFonts w:ascii="Avenir Next" w:hAnsi="Avenir Next" w:cs="Avenir Next" w:eastAsia="Avenir Next"/>
                       <w:b/>
                       <w:color w:val="003A70"/>
-                      <w:sz w:val="17"/>
+                      <w:sz w:val="22"/>
                       <w:szCs w:val="17"/>
                     </w:rPr>
                     <w:t xml:space="preserve">Hint  </w:t>
@@ -2029,7 +2033,7 @@
                       <w:rFonts w:ascii="Avenir Next" w:hAnsi="Avenir Next" w:cs="Avenir Next" w:eastAsia="Avenir Next"/>
                       <w:i/>
                       <w:color w:val="5A5F66"/>
-                      <w:sz w:val="17"/>
+                      <w:sz w:val="22"/>
                       <w:szCs w:val="17"/>
                     </w:rPr>
                     <w:t xml:space="preserve">Use 4 as a factor three times.</w:t>
@@ -2037,7 +2041,7 @@
                 </w:p>
                 <w:p>
                   <w:pPr>
-                    <w:spacing w:before="0" w:after="0" w:line="60" w:lineRule="auto"/>
+                    <w:spacing w:before="0" w:after="0" w:line="50" w:lineRule="exact"/>
                   </w:pPr>
                 </w:p>
                 <w:tbl>
@@ -2106,25 +2110,25 @@
                       <w:rFonts w:ascii="Avenir Next" w:hAnsi="Avenir Next" w:cs="Avenir Next" w:eastAsia="Avenir Next"/>
                       <w:b/>
                       <w:color w:val="1A1A1A"/>
+                      <w:sz w:val="22"/>
+                      <w:szCs w:val="18"/>
+                    </w:rPr>
+                    <w:t xml:space="preserve">Answer</w:t>
+                  </w:r>
+                  <w:r>
+                    <w:rPr>
+                      <w:rFonts w:ascii="Avenir Next" w:hAnsi="Avenir Next" w:cs="Avenir Next" w:eastAsia="Avenir Next"/>
+                      <w:color w:val="1A1A1A"/>
                       <w:sz w:val="18"/>
                       <w:szCs w:val="18"/>
                     </w:rPr>
-                    <w:t xml:space="preserve">Answer</w:t>
-                  </w:r>
-                  <w:r>
-                    <w:rPr>
-                      <w:rFonts w:ascii="Avenir Next" w:hAnsi="Avenir Next" w:cs="Avenir Next" w:eastAsia="Avenir Next"/>
-                      <w:color w:val="1A1A1A"/>
-                      <w:sz w:val="18"/>
-                      <w:szCs w:val="18"/>
-                    </w:rPr>
                     <w:tab/>
                   </w:r>
                   <w:r>
                     <w:rPr>
                       <w:rFonts w:ascii="Avenir Next" w:hAnsi="Avenir Next" w:cs="Avenir Next" w:eastAsia="Avenir Next"/>
                       <w:color w:val="1A1A1A"/>
-                      <w:sz w:val="18"/>
+                      <w:sz w:val="22"/>
                       <w:szCs w:val="18"/>
                     </w:rPr>
                     <w:t xml:space="preserve">  cubic units</w:t>
@@ -2145,7 +2149,7 @@
                     <w:drawing>
                       <wp:inline distT="0" distB="0" distL="0" distR="0">
                         <wp:extent cx="1280160" cy="1043633"/>
-                        <wp:docPr id="1" name="Figure 1"/>
+                        <wp:docPr id="1" name="Figure 1" descr="Rectangular prism. Length 4, width 4, height 4."/>
                         <a:graphic xmlns:a="http://schemas.openxmlformats.org/drawingml/2006/main">
                           <a:graphicData uri="http://schemas.openxmlformats.org/drawingml/2006/picture">
                             <pic:pic xmlns:pic="http://schemas.openxmlformats.org/drawingml/2006/picture">
@@ -2180,7 +2184,7 @@
           </w:tbl>
           <w:p>
             <w:pPr>
-              <w:spacing w:before="0" w:after="0" w:line="24" w:lineRule="auto"/>
+              <w:spacing w:before="0" w:after="0" w:line="50" w:lineRule="exact"/>
             </w:pPr>
           </w:p>
         </w:tc>
@@ -2188,12 +2192,12 @@
     </w:tbl>
     <w:p>
       <w:pPr>
-        <w:spacing w:before="0" w:after="0" w:line="20" w:lineRule="exact"/>
+        <w:spacing w:before="0" w:after="0" w:line="50" w:lineRule="exact"/>
       </w:pPr>
     </w:p>
     <w:p>
       <w:pPr>
-        <w:spacing w:before="0" w:after="0" w:line="20" w:lineRule="exact"/>
+        <w:spacing w:before="0" w:after="0" w:line="50" w:lineRule="exact"/>
       </w:pPr>
     </w:p>
     <w:tbl>
@@ -2244,18 +2248,18 @@
                 <w:rFonts w:ascii="Avenir Next" w:hAnsi="Avenir Next" w:cs="Avenir Next" w:eastAsia="Avenir Next"/>
                 <w:b/>
                 <w:color w:val="1A1A1A"/>
+                <w:sz w:val="22"/>
+                <w:szCs w:val="20"/>
+              </w:rPr>
+              <w:t xml:space="preserve">4.</w:t>
+            </w:r>
+            <w:r>
+              <w:rPr>
+                <w:rFonts w:ascii="Avenir Next" w:hAnsi="Avenir Next" w:cs="Avenir Next" w:eastAsia="Avenir Next"/>
+                <w:color w:val="1A1A1A"/>
                 <w:sz w:val="20"/>
                 <w:szCs w:val="20"/>
               </w:rPr>
-              <w:t xml:space="preserve">4.</w:t>
-            </w:r>
-            <w:r>
-              <w:rPr>
-                <w:rFonts w:ascii="Avenir Next" w:hAnsi="Avenir Next" w:cs="Avenir Next" w:eastAsia="Avenir Next"/>
-                <w:color w:val="1A1A1A"/>
-                <w:sz w:val="20"/>
-                <w:szCs w:val="20"/>
-              </w:rPr>
               <w:tab/>
             </w:r>
             <w:r>
@@ -2263,7 +2267,7 @@
                 <w:rFonts w:ascii="Avenir Next" w:hAnsi="Avenir Next" w:cs="Avenir Next" w:eastAsia="Avenir Next"/>
                 <w:b/>
                 <w:color w:val="1A1A1A"/>
-                <w:sz w:val="20"/>
+                <w:sz w:val="22"/>
                 <w:szCs w:val="20"/>
               </w:rPr>
               <w:t xml:space="preserve">Plant Cuttings.  </w:t>
@@ -2272,7 +2276,7 @@
               <w:rPr>
                 <w:rFonts w:ascii="Avenir Next" w:hAnsi="Avenir Next" w:cs="Avenir Next" w:eastAsia="Avenir Next"/>
                 <w:color w:val="1A1A1A"/>
-                <w:sz w:val="20"/>
+                <w:sz w:val="22"/>
                 <w:szCs w:val="20"/>
               </w:rPr>
               <w:t xml:space="preserve">A count of plant cuttings is multiplied by 5 each week for 4 weeks, so it is 5</w:t>
@@ -2281,7 +2285,7 @@
               <w:rPr>
                 <w:rFonts w:ascii="Avenir Next" w:hAnsi="Avenir Next" w:cs="Avenir Next" w:eastAsia="Avenir Next"/>
                 <w:color w:val="1A1A1A"/>
-                <w:sz w:val="20"/>
+                <w:sz w:val="22"/>
                 <w:szCs w:val="20"/>
                 <w:vertAlign w:val="superscript"/>
               </w:rPr>
@@ -2291,7 +2295,7 @@
               <w:rPr>
                 <w:rFonts w:ascii="Avenir Next" w:hAnsi="Avenir Next" w:cs="Avenir Next" w:eastAsia="Avenir Next"/>
                 <w:color w:val="1A1A1A"/>
-                <w:sz w:val="20"/>
+                <w:sz w:val="22"/>
                 <w:szCs w:val="20"/>
               </w:rPr>
               <w:t xml:space="preserve">. Evaluate it.</w:t>
@@ -2308,7 +2312,7 @@
                 <w:rFonts w:ascii="Avenir Next" w:hAnsi="Avenir Next" w:cs="Avenir Next" w:eastAsia="Avenir Next"/>
                 <w:b/>
                 <w:color w:val="003A70"/>
-                <w:sz w:val="17"/>
+                <w:sz w:val="22"/>
                 <w:szCs w:val="17"/>
               </w:rPr>
               <w:t xml:space="preserve">Hint  </w:t>
@@ -2318,7 +2322,7 @@
                 <w:rFonts w:ascii="Avenir Next" w:hAnsi="Avenir Next" w:cs="Avenir Next" w:eastAsia="Avenir Next"/>
                 <w:i/>
                 <w:color w:val="5A5F66"/>
-                <w:sz w:val="17"/>
+                <w:sz w:val="22"/>
                 <w:szCs w:val="17"/>
               </w:rPr>
               <w:t xml:space="preserve">5 × 5 = 25, then keep multiplying by 5.</w:t>
@@ -2326,7 +2330,7 @@
           </w:p>
           <w:p>
             <w:pPr>
-              <w:spacing w:before="0" w:after="0" w:line="60" w:lineRule="auto"/>
+              <w:spacing w:before="0" w:after="0" w:line="50" w:lineRule="exact"/>
             </w:pPr>
           </w:p>
           <w:tbl>
@@ -2395,7 +2399,7 @@
                 <w:rFonts w:ascii="Avenir Next" w:hAnsi="Avenir Next" w:cs="Avenir Next" w:eastAsia="Avenir Next"/>
                 <w:b/>
                 <w:color w:val="1A1A1A"/>
-                <w:sz w:val="18"/>
+                <w:sz w:val="22"/>
                 <w:szCs w:val="18"/>
               </w:rPr>
               <w:t xml:space="preserve">Value</w:t>
@@ -2430,18 +2434,18 @@
                 <w:rFonts w:ascii="Avenir Next" w:hAnsi="Avenir Next" w:cs="Avenir Next" w:eastAsia="Avenir Next"/>
                 <w:b/>
                 <w:color w:val="1A1A1A"/>
+                <w:sz w:val="22"/>
+                <w:szCs w:val="20"/>
+              </w:rPr>
+              <w:t xml:space="preserve">5.</w:t>
+            </w:r>
+            <w:r>
+              <w:rPr>
+                <w:rFonts w:ascii="Avenir Next" w:hAnsi="Avenir Next" w:cs="Avenir Next" w:eastAsia="Avenir Next"/>
+                <w:color w:val="1A1A1A"/>
                 <w:sz w:val="20"/>
                 <w:szCs w:val="20"/>
               </w:rPr>
-              <w:t xml:space="preserve">5.</w:t>
-            </w:r>
-            <w:r>
-              <w:rPr>
-                <w:rFonts w:ascii="Avenir Next" w:hAnsi="Avenir Next" w:cs="Avenir Next" w:eastAsia="Avenir Next"/>
-                <w:color w:val="1A1A1A"/>
-                <w:sz w:val="20"/>
-                <w:szCs w:val="20"/>
-              </w:rPr>
               <w:tab/>
             </w:r>
             <w:r>
@@ -2449,7 +2453,7 @@
                 <w:rFonts w:ascii="Avenir Next" w:hAnsi="Avenir Next" w:cs="Avenir Next" w:eastAsia="Avenir Next"/>
                 <w:b/>
                 <w:color w:val="1A1A1A"/>
-                <w:sz w:val="20"/>
+                <w:sz w:val="22"/>
                 <w:szCs w:val="20"/>
               </w:rPr>
               <w:t xml:space="preserve">Poster Claim.  </w:t>
@@ -2458,7 +2462,7 @@
               <w:rPr>
                 <w:rFonts w:ascii="Avenir Next" w:hAnsi="Avenir Next" w:cs="Avenir Next" w:eastAsia="Avenir Next"/>
                 <w:color w:val="1A1A1A"/>
-                <w:sz w:val="20"/>
+                <w:sz w:val="22"/>
                 <w:szCs w:val="20"/>
               </w:rPr>
               <w:t xml:space="preserve">A classroom poster says 7</w:t>
@@ -2467,7 +2471,7 @@
               <w:rPr>
                 <w:rFonts w:ascii="Avenir Next" w:hAnsi="Avenir Next" w:cs="Avenir Next" w:eastAsia="Avenir Next"/>
                 <w:color w:val="1A1A1A"/>
-                <w:sz w:val="20"/>
+                <w:sz w:val="22"/>
                 <w:szCs w:val="20"/>
                 <w:vertAlign w:val="superscript"/>
               </w:rPr>
@@ -2477,7 +2481,7 @@
               <w:rPr>
                 <w:rFonts w:ascii="Avenir Next" w:hAnsi="Avenir Next" w:cs="Avenir Next" w:eastAsia="Avenir Next"/>
                 <w:color w:val="1A1A1A"/>
-                <w:sz w:val="20"/>
+                <w:sz w:val="22"/>
                 <w:szCs w:val="20"/>
               </w:rPr>
               <w:t xml:space="preserve"> = 14. Justify or correct the poster.</w:t>
@@ -2494,7 +2498,7 @@
                 <w:rFonts w:ascii="Avenir Next" w:hAnsi="Avenir Next" w:cs="Avenir Next" w:eastAsia="Avenir Next"/>
                 <w:b/>
                 <w:color w:val="003A70"/>
-                <w:sz w:val="17"/>
+                <w:sz w:val="22"/>
                 <w:szCs w:val="17"/>
               </w:rPr>
               <w:t xml:space="preserve">Hint  </w:t>
@@ -2504,7 +2508,7 @@
                 <w:rFonts w:ascii="Avenir Next" w:hAnsi="Avenir Next" w:cs="Avenir Next" w:eastAsia="Avenir Next"/>
                 <w:i/>
                 <w:color w:val="5A5F66"/>
-                <w:sz w:val="17"/>
+                <w:sz w:val="22"/>
                 <w:szCs w:val="17"/>
               </w:rPr>
               <w:t xml:space="preserve">Expand the power into factors first.</w:t>
@@ -2512,7 +2516,7 @@
           </w:p>
           <w:p>
             <w:pPr>
-              <w:spacing w:before="0" w:after="0" w:line="60" w:lineRule="auto"/>
+              <w:spacing w:before="0" w:after="0" w:line="50" w:lineRule="exact"/>
             </w:pPr>
           </w:p>
           <w:tbl>
@@ -2581,7 +2585,7 @@
                 <w:rFonts w:ascii="Avenir Next" w:hAnsi="Avenir Next" w:cs="Avenir Next" w:eastAsia="Avenir Next"/>
                 <w:b/>
                 <w:color w:val="1A1A1A"/>
-                <w:sz w:val="18"/>
+                <w:sz w:val="22"/>
                 <w:szCs w:val="18"/>
               </w:rPr>
               <w:t xml:space="preserve">Value</w:t>
@@ -2601,12 +2605,12 @@
     </w:tbl>
     <w:p>
       <w:pPr>
-        <w:spacing w:before="0" w:after="0" w:line="20" w:lineRule="exact"/>
+        <w:spacing w:before="0" w:after="0" w:line="50" w:lineRule="exact"/>
       </w:pPr>
     </w:p>
     <w:p>
       <w:pPr>
-        <w:spacing w:before="0" w:after="0" w:line="20" w:lineRule="exact"/>
+        <w:spacing w:before="0" w:after="0" w:line="50" w:lineRule="exact"/>
       </w:pPr>
     </w:p>
     <w:tbl>
@@ -2657,18 +2661,18 @@
                 <w:rFonts w:ascii="Avenir Next" w:hAnsi="Avenir Next" w:cs="Avenir Next" w:eastAsia="Avenir Next"/>
                 <w:b/>
                 <w:color w:val="1A1A1A"/>
+                <w:sz w:val="22"/>
+                <w:szCs w:val="20"/>
+              </w:rPr>
+              <w:t xml:space="preserve">6.</w:t>
+            </w:r>
+            <w:r>
+              <w:rPr>
+                <w:rFonts w:ascii="Avenir Next" w:hAnsi="Avenir Next" w:cs="Avenir Next" w:eastAsia="Avenir Next"/>
+                <w:color w:val="1A1A1A"/>
                 <w:sz w:val="20"/>
                 <w:szCs w:val="20"/>
               </w:rPr>
-              <w:t xml:space="preserve">6.</w:t>
-            </w:r>
-            <w:r>
-              <w:rPr>
-                <w:rFonts w:ascii="Avenir Next" w:hAnsi="Avenir Next" w:cs="Avenir Next" w:eastAsia="Avenir Next"/>
-                <w:color w:val="1A1A1A"/>
-                <w:sz w:val="20"/>
-                <w:szCs w:val="20"/>
-              </w:rPr>
               <w:tab/>
             </w:r>
             <w:r>
@@ -2676,7 +2680,7 @@
                 <w:rFonts w:ascii="Avenir Next" w:hAnsi="Avenir Next" w:cs="Avenir Next" w:eastAsia="Avenir Next"/>
                 <w:b/>
                 <w:color w:val="1A1A1A"/>
-                <w:sz w:val="20"/>
+                <w:sz w:val="22"/>
                 <w:szCs w:val="20"/>
               </w:rPr>
               <w:t xml:space="preserve">Which Is Biggest?  </w:t>
@@ -2685,7 +2689,7 @@
               <w:rPr>
                 <w:rFonts w:ascii="Avenir Next" w:hAnsi="Avenir Next" w:cs="Avenir Next" w:eastAsia="Avenir Next"/>
                 <w:color w:val="1A1A1A"/>
-                <w:sz w:val="20"/>
+                <w:sz w:val="22"/>
                 <w:szCs w:val="20"/>
               </w:rPr>
               <w:t xml:space="preserve">Evaluate 2</w:t>
@@ -2694,7 +2698,7 @@
               <w:rPr>
                 <w:rFonts w:ascii="Avenir Next" w:hAnsi="Avenir Next" w:cs="Avenir Next" w:eastAsia="Avenir Next"/>
                 <w:color w:val="1A1A1A"/>
-                <w:sz w:val="20"/>
+                <w:sz w:val="22"/>
                 <w:szCs w:val="20"/>
                 <w:vertAlign w:val="superscript"/>
               </w:rPr>
@@ -2704,7 +2708,7 @@
               <w:rPr>
                 <w:rFonts w:ascii="Avenir Next" w:hAnsi="Avenir Next" w:cs="Avenir Next" w:eastAsia="Avenir Next"/>
                 <w:color w:val="1A1A1A"/>
-                <w:sz w:val="20"/>
+                <w:sz w:val="22"/>
                 <w:szCs w:val="20"/>
               </w:rPr>
               <w:t xml:space="preserve">, 5</w:t>
@@ -2713,7 +2717,7 @@
               <w:rPr>
                 <w:rFonts w:ascii="Avenir Next" w:hAnsi="Avenir Next" w:cs="Avenir Next" w:eastAsia="Avenir Next"/>
                 <w:color w:val="1A1A1A"/>
-                <w:sz w:val="20"/>
+                <w:sz w:val="22"/>
                 <w:szCs w:val="20"/>
                 <w:vertAlign w:val="superscript"/>
               </w:rPr>
@@ -2723,7 +2727,7 @@
               <w:rPr>
                 <w:rFonts w:ascii="Avenir Next" w:hAnsi="Avenir Next" w:cs="Avenir Next" w:eastAsia="Avenir Next"/>
                 <w:color w:val="1A1A1A"/>
-                <w:sz w:val="20"/>
+                <w:sz w:val="22"/>
                 <w:szCs w:val="20"/>
               </w:rPr>
               <w:t xml:space="preserve"> and 3</w:t>
@@ -2732,7 +2736,7 @@
               <w:rPr>
                 <w:rFonts w:ascii="Avenir Next" w:hAnsi="Avenir Next" w:cs="Avenir Next" w:eastAsia="Avenir Next"/>
                 <w:color w:val="1A1A1A"/>
-                <w:sz w:val="20"/>
+                <w:sz w:val="22"/>
                 <w:szCs w:val="20"/>
                 <w:vertAlign w:val="superscript"/>
               </w:rPr>
@@ -2742,7 +2746,7 @@
               <w:rPr>
                 <w:rFonts w:ascii="Avenir Next" w:hAnsi="Avenir Next" w:cs="Avenir Next" w:eastAsia="Avenir Next"/>
                 <w:color w:val="1A1A1A"/>
-                <w:sz w:val="20"/>
+                <w:sz w:val="22"/>
                 <w:szCs w:val="20"/>
               </w:rPr>
               <w:t xml:space="preserve">. Order them from least to greatest.</w:t>
@@ -2759,7 +2763,7 @@
                 <w:rFonts w:ascii="Avenir Next" w:hAnsi="Avenir Next" w:cs="Avenir Next" w:eastAsia="Avenir Next"/>
                 <w:b/>
                 <w:color w:val="003A70"/>
-                <w:sz w:val="17"/>
+                <w:sz w:val="22"/>
                 <w:szCs w:val="17"/>
               </w:rPr>
               <w:t xml:space="preserve">Hint  </w:t>
@@ -2769,7 +2773,7 @@
                 <w:rFonts w:ascii="Avenir Next" w:hAnsi="Avenir Next" w:cs="Avenir Next" w:eastAsia="Avenir Next"/>
                 <w:i/>
                 <w:color w:val="5A5F66"/>
-                <w:sz w:val="17"/>
+                <w:sz w:val="22"/>
                 <w:szCs w:val="17"/>
               </w:rPr>
               <w:t xml:space="preserve">Evaluate each power before comparing.</w:t>
@@ -2777,7 +2781,7 @@
           </w:p>
           <w:p>
             <w:pPr>
-              <w:spacing w:before="0" w:after="0" w:line="60" w:lineRule="auto"/>
+              <w:spacing w:before="0" w:after="0" w:line="50" w:lineRule="exact"/>
             </w:pPr>
           </w:p>
           <w:tbl>
@@ -2846,7 +2850,7 @@
                 <w:rFonts w:ascii="Avenir Next" w:hAnsi="Avenir Next" w:cs="Avenir Next" w:eastAsia="Avenir Next"/>
                 <w:b/>
                 <w:color w:val="1A1A1A"/>
-                <w:sz w:val="18"/>
+                <w:sz w:val="22"/>
                 <w:szCs w:val="18"/>
               </w:rPr>
               <w:t xml:space="preserve">Order</w:t>
@@ -2881,18 +2885,18 @@
                 <w:rFonts w:ascii="Avenir Next" w:hAnsi="Avenir Next" w:cs="Avenir Next" w:eastAsia="Avenir Next"/>
                 <w:b/>
                 <w:color w:val="1A1A1A"/>
+                <w:sz w:val="22"/>
+                <w:szCs w:val="20"/>
+              </w:rPr>
+              <w:t xml:space="preserve">7.</w:t>
+            </w:r>
+            <w:r>
+              <w:rPr>
+                <w:rFonts w:ascii="Avenir Next" w:hAnsi="Avenir Next" w:cs="Avenir Next" w:eastAsia="Avenir Next"/>
+                <w:color w:val="1A1A1A"/>
                 <w:sz w:val="20"/>
                 <w:szCs w:val="20"/>
               </w:rPr>
-              <w:t xml:space="preserve">7.</w:t>
-            </w:r>
-            <w:r>
-              <w:rPr>
-                <w:rFonts w:ascii="Avenir Next" w:hAnsi="Avenir Next" w:cs="Avenir Next" w:eastAsia="Avenir Next"/>
-                <w:color w:val="1A1A1A"/>
-                <w:sz w:val="20"/>
-                <w:szCs w:val="20"/>
-              </w:rPr>
               <w:tab/>
             </w:r>
             <w:r>
@@ -2900,7 +2904,7 @@
                 <w:rFonts w:ascii="Avenir Next" w:hAnsi="Avenir Next" w:cs="Avenir Next" w:eastAsia="Avenir Next"/>
                 <w:b/>
                 <w:color w:val="1A1A1A"/>
-                <w:sz w:val="20"/>
+                <w:sz w:val="22"/>
                 <w:szCs w:val="20"/>
               </w:rPr>
               <w:t xml:space="preserve">Decimal Powers.  </w:t>
@@ -2909,7 +2913,7 @@
               <w:rPr>
                 <w:rFonts w:ascii="Avenir Next" w:hAnsi="Avenir Next" w:cs="Avenir Next" w:eastAsia="Avenir Next"/>
                 <w:color w:val="1A1A1A"/>
-                <w:sz w:val="20"/>
+                <w:sz w:val="22"/>
                 <w:szCs w:val="20"/>
               </w:rPr>
               <w:t xml:space="preserve">Evaluate each power.</w:t>
@@ -2926,7 +2930,7 @@
                 <w:rFonts w:ascii="Avenir Next" w:hAnsi="Avenir Next" w:cs="Avenir Next" w:eastAsia="Avenir Next"/>
                 <w:b/>
                 <w:color w:val="003A70"/>
-                <w:sz w:val="17"/>
+                <w:sz w:val="22"/>
                 <w:szCs w:val="17"/>
               </w:rPr>
               <w:t xml:space="preserve">Hint  </w:t>
@@ -2936,7 +2940,7 @@
                 <w:rFonts w:ascii="Avenir Next" w:hAnsi="Avenir Next" w:cs="Avenir Next" w:eastAsia="Avenir Next"/>
                 <w:i/>
                 <w:color w:val="5A5F66"/>
-                <w:sz w:val="17"/>
+                <w:sz w:val="22"/>
                 <w:szCs w:val="17"/>
               </w:rPr>
               <w:t xml:space="preserve">Count decimal places: 0.6 × 0.6 has two.</w:t>
@@ -2956,25 +2960,25 @@
                 <w:rFonts w:ascii="Avenir Next" w:hAnsi="Avenir Next" w:cs="Avenir Next" w:eastAsia="Avenir Next"/>
                 <w:b/>
                 <w:color w:val="003A70"/>
+                <w:sz w:val="22"/>
+                <w:szCs w:val="20"/>
+              </w:rPr>
+              <w:t xml:space="preserve">a.</w:t>
+            </w:r>
+            <w:r>
+              <w:rPr>
+                <w:rFonts w:ascii="Avenir Next" w:hAnsi="Avenir Next" w:cs="Avenir Next" w:eastAsia="Avenir Next"/>
+                <w:color w:val="1A1A1A"/>
                 <w:sz w:val="20"/>
                 <w:szCs w:val="20"/>
               </w:rPr>
-              <w:t xml:space="preserve">a.</w:t>
-            </w:r>
-            <w:r>
-              <w:rPr>
-                <w:rFonts w:ascii="Avenir Next" w:hAnsi="Avenir Next" w:cs="Avenir Next" w:eastAsia="Avenir Next"/>
-                <w:color w:val="1A1A1A"/>
-                <w:sz w:val="20"/>
-                <w:szCs w:val="20"/>
-              </w:rPr>
               <w:tab/>
             </w:r>
             <w:r>
               <w:rPr>
                 <w:rFonts w:ascii="Avenir Next" w:hAnsi="Avenir Next" w:cs="Avenir Next" w:eastAsia="Avenir Next"/>
                 <w:color w:val="1A1A1A"/>
-                <w:sz w:val="20"/>
+                <w:sz w:val="22"/>
                 <w:szCs w:val="20"/>
               </w:rPr>
               <w:t xml:space="preserve">0.6</w:t>
@@ -2983,7 +2987,7 @@
               <w:rPr>
                 <w:rFonts w:ascii="Avenir Next" w:hAnsi="Avenir Next" w:cs="Avenir Next" w:eastAsia="Avenir Next"/>
                 <w:color w:val="1A1A1A"/>
-                <w:sz w:val="20"/>
+                <w:sz w:val="22"/>
                 <w:szCs w:val="20"/>
                 <w:vertAlign w:val="superscript"/>
               </w:rPr>
@@ -2993,7 +2997,7 @@
               <w:rPr>
                 <w:rFonts w:ascii="Avenir Next" w:hAnsi="Avenir Next" w:cs="Avenir Next" w:eastAsia="Avenir Next"/>
                 <w:color w:val="1A1A1A"/>
-                <w:sz w:val="20"/>
+                <w:sz w:val="22"/>
                 <w:szCs w:val="20"/>
               </w:rPr>
               <w:t xml:space="preserve"> =</w:t>
@@ -3032,25 +3036,25 @@
                 <w:rFonts w:ascii="Avenir Next" w:hAnsi="Avenir Next" w:cs="Avenir Next" w:eastAsia="Avenir Next"/>
                 <w:b/>
                 <w:color w:val="003A70"/>
+                <w:sz w:val="22"/>
+                <w:szCs w:val="20"/>
+              </w:rPr>
+              <w:t xml:space="preserve">b.</w:t>
+            </w:r>
+            <w:r>
+              <w:rPr>
+                <w:rFonts w:ascii="Avenir Next" w:hAnsi="Avenir Next" w:cs="Avenir Next" w:eastAsia="Avenir Next"/>
+                <w:color w:val="1A1A1A"/>
                 <w:sz w:val="20"/>
                 <w:szCs w:val="20"/>
               </w:rPr>
-              <w:t xml:space="preserve">b.</w:t>
-            </w:r>
-            <w:r>
-              <w:rPr>
-                <w:rFonts w:ascii="Avenir Next" w:hAnsi="Avenir Next" w:cs="Avenir Next" w:eastAsia="Avenir Next"/>
-                <w:color w:val="1A1A1A"/>
-                <w:sz w:val="20"/>
-                <w:szCs w:val="20"/>
-              </w:rPr>
               <w:tab/>
             </w:r>
             <w:r>
               <w:rPr>
                 <w:rFonts w:ascii="Avenir Next" w:hAnsi="Avenir Next" w:cs="Avenir Next" w:eastAsia="Avenir Next"/>
                 <w:color w:val="1A1A1A"/>
-                <w:sz w:val="20"/>
+                <w:sz w:val="22"/>
                 <w:szCs w:val="20"/>
               </w:rPr>
               <w:t xml:space="preserve">1.5</w:t>
@@ -3059,7 +3063,7 @@
               <w:rPr>
                 <w:rFonts w:ascii="Avenir Next" w:hAnsi="Avenir Next" w:cs="Avenir Next" w:eastAsia="Avenir Next"/>
                 <w:color w:val="1A1A1A"/>
-                <w:sz w:val="20"/>
+                <w:sz w:val="22"/>
                 <w:szCs w:val="20"/>
                 <w:vertAlign w:val="superscript"/>
               </w:rPr>
@@ -3069,7 +3073,7 @@
               <w:rPr>
                 <w:rFonts w:ascii="Avenir Next" w:hAnsi="Avenir Next" w:cs="Avenir Next" w:eastAsia="Avenir Next"/>
                 <w:color w:val="1A1A1A"/>
-                <w:sz w:val="20"/>
+                <w:sz w:val="22"/>
                 <w:szCs w:val="20"/>
               </w:rPr>
               <w:t xml:space="preserve"> =</w:t>
@@ -3099,12 +3103,12 @@
     </w:tbl>
     <w:p>
       <w:pPr>
-        <w:spacing w:before="0" w:after="0" w:line="20" w:lineRule="exact"/>
+        <w:spacing w:before="0" w:after="0" w:line="50" w:lineRule="exact"/>
       </w:pPr>
     </w:p>
     <w:p>
       <w:pPr>
-        <w:spacing w:before="0" w:after="0" w:line="20" w:lineRule="exact"/>
+        <w:spacing w:before="0" w:after="0" w:line="50" w:lineRule="exact"/>
       </w:pPr>
     </w:p>
     <w:tbl>
@@ -3154,18 +3158,18 @@
                 <w:rFonts w:ascii="Avenir Next" w:hAnsi="Avenir Next" w:cs="Avenir Next" w:eastAsia="Avenir Next"/>
                 <w:b/>
                 <w:color w:val="1A1A1A"/>
+                <w:sz w:val="22"/>
+                <w:szCs w:val="20"/>
+              </w:rPr>
+              <w:t xml:space="preserve">8.</w:t>
+            </w:r>
+            <w:r>
+              <w:rPr>
+                <w:rFonts w:ascii="Avenir Next" w:hAnsi="Avenir Next" w:cs="Avenir Next" w:eastAsia="Avenir Next"/>
+                <w:color w:val="1A1A1A"/>
                 <w:sz w:val="20"/>
                 <w:szCs w:val="20"/>
               </w:rPr>
-              <w:t xml:space="preserve">8.</w:t>
-            </w:r>
-            <w:r>
-              <w:rPr>
-                <w:rFonts w:ascii="Avenir Next" w:hAnsi="Avenir Next" w:cs="Avenir Next" w:eastAsia="Avenir Next"/>
-                <w:color w:val="1A1A1A"/>
-                <w:sz w:val="20"/>
-                <w:szCs w:val="20"/>
-              </w:rPr>
               <w:tab/>
             </w:r>
             <w:r>
@@ -3173,7 +3177,7 @@
                 <w:rFonts w:ascii="Avenir Next" w:hAnsi="Avenir Next" w:cs="Avenir Next" w:eastAsia="Avenir Next"/>
                 <w:b/>
                 <w:color w:val="1A1A1A"/>
-                <w:sz w:val="20"/>
+                <w:sz w:val="22"/>
                 <w:szCs w:val="20"/>
               </w:rPr>
               <w:t xml:space="preserve">Growing Cells.  </w:t>
@@ -3182,7 +3186,7 @@
               <w:rPr>
                 <w:rFonts w:ascii="Avenir Next" w:hAnsi="Avenir Next" w:cs="Avenir Next" w:eastAsia="Avenir Next"/>
                 <w:color w:val="1A1A1A"/>
-                <w:sz w:val="20"/>
+                <w:sz w:val="22"/>
                 <w:szCs w:val="20"/>
               </w:rPr>
               <w:t xml:space="preserve">A culture of cells triples every hour. It starts with 1 cell.</w:t>
@@ -3202,10 +3206,28 @@
                 <w:rFonts w:ascii="Avenir Next" w:hAnsi="Avenir Next" w:cs="Avenir Next" w:eastAsia="Avenir Next"/>
                 <w:b/>
                 <w:color w:val="003A70"/>
+                <w:sz w:val="22"/>
+                <w:szCs w:val="20"/>
+              </w:rPr>
+              <w:t xml:space="preserve">a.</w:t>
+            </w:r>
+            <w:r>
+              <w:rPr>
+                <w:rFonts w:ascii="Avenir Next" w:hAnsi="Avenir Next" w:cs="Avenir Next" w:eastAsia="Avenir Next"/>
+                <w:color w:val="1A1A1A"/>
                 <w:sz w:val="20"/>
                 <w:szCs w:val="20"/>
               </w:rPr>
-              <w:t xml:space="preserve">a.</w:t>
+              <w:tab/>
+            </w:r>
+            <w:r>
+              <w:rPr>
+                <w:rFonts w:ascii="Avenir Next" w:hAnsi="Avenir Next" w:cs="Avenir Next" w:eastAsia="Avenir Next"/>
+                <w:color w:val="1A1A1A"/>
+                <w:sz w:val="22"/>
+                <w:szCs w:val="20"/>
+              </w:rPr>
+              <w:t xml:space="preserve">Write the number of cells after 4 hours as a power of 3, then evaluate.</w:t>
             </w:r>
             <w:r>
               <w:rPr>
@@ -3214,7 +3236,7 @@
                 <w:sz w:val="20"/>
                 <w:szCs w:val="20"/>
               </w:rPr>
-              <w:tab/>
+              <w:t xml:space="preserve">  </w:t>
             </w:r>
             <w:r>
               <w:rPr>
@@ -3222,24 +3244,6 @@
                 <w:color w:val="1A1A1A"/>
                 <w:sz w:val="20"/>
                 <w:szCs w:val="20"/>
-              </w:rPr>
-              <w:t xml:space="preserve">Write the number of cells after 4 hours as a power of 3, then evaluate.</w:t>
-            </w:r>
-            <w:r>
-              <w:rPr>
-                <w:rFonts w:ascii="Avenir Next" w:hAnsi="Avenir Next" w:cs="Avenir Next" w:eastAsia="Avenir Next"/>
-                <w:color w:val="1A1A1A"/>
-                <w:sz w:val="20"/>
-                <w:szCs w:val="20"/>
-              </w:rPr>
-              <w:t xml:space="preserve">  </w:t>
-            </w:r>
-            <w:r>
-              <w:rPr>
-                <w:rFonts w:ascii="Avenir Next" w:hAnsi="Avenir Next" w:cs="Avenir Next" w:eastAsia="Avenir Next"/>
-                <w:color w:val="1A1A1A"/>
-                <w:sz w:val="20"/>
-                <w:szCs w:val="20"/>
                 <w:u w:val="single"/>
               </w:rPr>
               <w:t xml:space="preserve">                </w:t>
@@ -3248,7 +3252,7 @@
               <w:rPr>
                 <w:rFonts w:ascii="Avenir Next" w:hAnsi="Avenir Next" w:cs="Avenir Next" w:eastAsia="Avenir Next"/>
                 <w:color w:val="1A1A1A"/>
-                <w:sz w:val="20"/>
+                <w:sz w:val="22"/>
                 <w:szCs w:val="20"/>
               </w:rPr>
               <w:t xml:space="preserve"> cells</w:t>
@@ -3268,10 +3272,28 @@
                 <w:rFonts w:ascii="Avenir Next" w:hAnsi="Avenir Next" w:cs="Avenir Next" w:eastAsia="Avenir Next"/>
                 <w:b/>
                 <w:color w:val="003A70"/>
+                <w:sz w:val="22"/>
+                <w:szCs w:val="20"/>
+              </w:rPr>
+              <w:t xml:space="preserve">b.</w:t>
+            </w:r>
+            <w:r>
+              <w:rPr>
+                <w:rFonts w:ascii="Avenir Next" w:hAnsi="Avenir Next" w:cs="Avenir Next" w:eastAsia="Avenir Next"/>
+                <w:color w:val="1A1A1A"/>
                 <w:sz w:val="20"/>
                 <w:szCs w:val="20"/>
               </w:rPr>
-              <w:t xml:space="preserve">b.</w:t>
+              <w:tab/>
+            </w:r>
+            <w:r>
+              <w:rPr>
+                <w:rFonts w:ascii="Avenir Next" w:hAnsi="Avenir Next" w:cs="Avenir Next" w:eastAsia="Avenir Next"/>
+                <w:color w:val="1A1A1A"/>
+                <w:sz w:val="22"/>
+                <w:szCs w:val="20"/>
+              </w:rPr>
+              <w:t xml:space="preserve">How many cells after 5 hours?</w:t>
             </w:r>
             <w:r>
               <w:rPr>
@@ -3280,7 +3302,7 @@
                 <w:sz w:val="20"/>
                 <w:szCs w:val="20"/>
               </w:rPr>
-              <w:tab/>
+              <w:t xml:space="preserve">  </w:t>
             </w:r>
             <w:r>
               <w:rPr>
@@ -3288,24 +3310,6 @@
                 <w:color w:val="1A1A1A"/>
                 <w:sz w:val="20"/>
                 <w:szCs w:val="20"/>
-              </w:rPr>
-              <w:t xml:space="preserve">How many cells after 5 hours?</w:t>
-            </w:r>
-            <w:r>
-              <w:rPr>
-                <w:rFonts w:ascii="Avenir Next" w:hAnsi="Avenir Next" w:cs="Avenir Next" w:eastAsia="Avenir Next"/>
-                <w:color w:val="1A1A1A"/>
-                <w:sz w:val="20"/>
-                <w:szCs w:val="20"/>
-              </w:rPr>
-              <w:t xml:space="preserve">  </w:t>
-            </w:r>
-            <w:r>
-              <w:rPr>
-                <w:rFonts w:ascii="Avenir Next" w:hAnsi="Avenir Next" w:cs="Avenir Next" w:eastAsia="Avenir Next"/>
-                <w:color w:val="1A1A1A"/>
-                <w:sz w:val="20"/>
-                <w:szCs w:val="20"/>
                 <w:u w:val="single"/>
               </w:rPr>
               <w:t xml:space="preserve">                </w:t>
@@ -3314,7 +3318,7 @@
               <w:rPr>
                 <w:rFonts w:ascii="Avenir Next" w:hAnsi="Avenir Next" w:cs="Avenir Next" w:eastAsia="Avenir Next"/>
                 <w:color w:val="1A1A1A"/>
-                <w:sz w:val="20"/>
+                <w:sz w:val="22"/>
                 <w:szCs w:val="20"/>
               </w:rPr>
               <w:t xml:space="preserve"> cells</w:t>
@@ -3334,10 +3338,28 @@
                 <w:rFonts w:ascii="Avenir Next" w:hAnsi="Avenir Next" w:cs="Avenir Next" w:eastAsia="Avenir Next"/>
                 <w:b/>
                 <w:color w:val="003A70"/>
+                <w:sz w:val="22"/>
+                <w:szCs w:val="20"/>
+              </w:rPr>
+              <w:t xml:space="preserve">c.</w:t>
+            </w:r>
+            <w:r>
+              <w:rPr>
+                <w:rFonts w:ascii="Avenir Next" w:hAnsi="Avenir Next" w:cs="Avenir Next" w:eastAsia="Avenir Next"/>
+                <w:color w:val="1A1A1A"/>
                 <w:sz w:val="20"/>
                 <w:szCs w:val="20"/>
               </w:rPr>
-              <w:t xml:space="preserve">c.</w:t>
+              <w:tab/>
+            </w:r>
+            <w:r>
+              <w:rPr>
+                <w:rFonts w:ascii="Avenir Next" w:hAnsi="Avenir Next" w:cs="Avenir Next" w:eastAsia="Avenir Next"/>
+                <w:color w:val="1A1A1A"/>
+                <w:sz w:val="22"/>
+                <w:szCs w:val="20"/>
+              </w:rPr>
+              <w:t xml:space="preserve">How many more cells after 5 hours than after 4 hours?</w:t>
             </w:r>
             <w:r>
               <w:rPr>
@@ -3346,7 +3368,7 @@
                 <w:sz w:val="20"/>
                 <w:szCs w:val="20"/>
               </w:rPr>
-              <w:tab/>
+              <w:t xml:space="preserve">  </w:t>
             </w:r>
             <w:r>
               <w:rPr>
@@ -3354,24 +3376,6 @@
                 <w:color w:val="1A1A1A"/>
                 <w:sz w:val="20"/>
                 <w:szCs w:val="20"/>
-              </w:rPr>
-              <w:t xml:space="preserve">How many more cells after 5 hours than after 4 hours?</w:t>
-            </w:r>
-            <w:r>
-              <w:rPr>
-                <w:rFonts w:ascii="Avenir Next" w:hAnsi="Avenir Next" w:cs="Avenir Next" w:eastAsia="Avenir Next"/>
-                <w:color w:val="1A1A1A"/>
-                <w:sz w:val="20"/>
-                <w:szCs w:val="20"/>
-              </w:rPr>
-              <w:t xml:space="preserve">  </w:t>
-            </w:r>
-            <w:r>
-              <w:rPr>
-                <w:rFonts w:ascii="Avenir Next" w:hAnsi="Avenir Next" w:cs="Avenir Next" w:eastAsia="Avenir Next"/>
-                <w:color w:val="1A1A1A"/>
-                <w:sz w:val="20"/>
-                <w:szCs w:val="20"/>
                 <w:u w:val="single"/>
               </w:rPr>
               <w:t xml:space="preserve">                </w:t>
@@ -3380,7 +3384,7 @@
               <w:rPr>
                 <w:rFonts w:ascii="Avenir Next" w:hAnsi="Avenir Next" w:cs="Avenir Next" w:eastAsia="Avenir Next"/>
                 <w:color w:val="1A1A1A"/>
-                <w:sz w:val="20"/>
+                <w:sz w:val="22"/>
                 <w:szCs w:val="20"/>
               </w:rPr>
               <w:t xml:space="preserve"> cells</w:t>
@@ -3391,11 +3395,12 @@
     </w:tbl>
     <w:p>
       <w:pPr>
-        <w:spacing w:before="0" w:after="0" w:line="20" w:lineRule="exact"/>
+        <w:spacing w:before="0" w:after="0" w:line="50" w:lineRule="exact"/>
       </w:pPr>
     </w:p>
     <w:p>
       <w:pPr>
+        <w:pStyle w:val="Heading2"/>
         <w:keepNext/>
         <w:pBdr>
           <w:bottom w:val="single" w:sz="8" w:space="3" w:color="003A70"/>
@@ -3411,7 +3416,7 @@
           <w:b/>
           <w:color w:val="003A70"/>
           <w:spacing w:val="14"/>
-          <w:sz w:val="19"/>
+          <w:sz w:val="22"/>
           <w:szCs w:val="19"/>
         </w:rPr>
         <w:t xml:space="preserve">FIND THE ERROR</w:t>
@@ -3430,7 +3435,7 @@
           <w:rFonts w:ascii="Avenir Next" w:hAnsi="Avenir Next" w:cs="Avenir Next" w:eastAsia="Avenir Next"/>
           <w:i/>
           <w:color w:val="5A5F66"/>
-          <w:sz w:val="17"/>
+          <w:sz w:val="22"/>
           <w:szCs w:val="17"/>
         </w:rPr>
         <w:t xml:space="preserve">explain the mistake, then fix it</w:t>
@@ -3438,7 +3443,7 @@
     </w:p>
     <w:p>
       <w:pPr>
-        <w:spacing w:before="0" w:after="0" w:line="20" w:lineRule="exact"/>
+        <w:spacing w:before="0" w:after="0" w:line="50" w:lineRule="exact"/>
       </w:pPr>
     </w:p>
     <w:tbl>
@@ -3488,18 +3493,18 @@
                 <w:rFonts w:ascii="Avenir Next" w:hAnsi="Avenir Next" w:cs="Avenir Next" w:eastAsia="Avenir Next"/>
                 <w:b/>
                 <w:color w:val="1A1A1A"/>
+                <w:sz w:val="22"/>
+                <w:szCs w:val="20"/>
+              </w:rPr>
+              <w:t xml:space="preserve">9.</w:t>
+            </w:r>
+            <w:r>
+              <w:rPr>
+                <w:rFonts w:ascii="Avenir Next" w:hAnsi="Avenir Next" w:cs="Avenir Next" w:eastAsia="Avenir Next"/>
+                <w:color w:val="1A1A1A"/>
                 <w:sz w:val="20"/>
                 <w:szCs w:val="20"/>
               </w:rPr>
-              <w:t xml:space="preserve">9.</w:t>
-            </w:r>
-            <w:r>
-              <w:rPr>
-                <w:rFonts w:ascii="Avenir Next" w:hAnsi="Avenir Next" w:cs="Avenir Next" w:eastAsia="Avenir Next"/>
-                <w:color w:val="1A1A1A"/>
-                <w:sz w:val="20"/>
-                <w:szCs w:val="20"/>
-              </w:rPr>
               <w:tab/>
             </w:r>
             <w:r>
@@ -3507,7 +3512,7 @@
                 <w:rFonts w:ascii="Avenir Next" w:hAnsi="Avenir Next" w:cs="Avenir Next" w:eastAsia="Avenir Next"/>
                 <w:b/>
                 <w:color w:val="1A1A1A"/>
-                <w:sz w:val="20"/>
+                <w:sz w:val="22"/>
                 <w:szCs w:val="20"/>
               </w:rPr>
               <w:t xml:space="preserve">Teo’s Work.  </w:t>
@@ -3516,7 +3521,7 @@
               <w:rPr>
                 <w:rFonts w:ascii="Avenir Next" w:hAnsi="Avenir Next" w:cs="Avenir Next" w:eastAsia="Avenir Next"/>
                 <w:color w:val="1A1A1A"/>
-                <w:sz w:val="20"/>
+                <w:sz w:val="22"/>
                 <w:szCs w:val="20"/>
               </w:rPr>
               <w:t xml:space="preserve">Teo evaluated 10</w:t>
@@ -3525,7 +3530,7 @@
               <w:rPr>
                 <w:rFonts w:ascii="Avenir Next" w:hAnsi="Avenir Next" w:cs="Avenir Next" w:eastAsia="Avenir Next"/>
                 <w:color w:val="1A1A1A"/>
-                <w:sz w:val="20"/>
+                <w:sz w:val="22"/>
                 <w:szCs w:val="20"/>
                 <w:vertAlign w:val="superscript"/>
               </w:rPr>
@@ -3535,7 +3540,7 @@
               <w:rPr>
                 <w:rFonts w:ascii="Avenir Next" w:hAnsi="Avenir Next" w:cs="Avenir Next" w:eastAsia="Avenir Next"/>
                 <w:color w:val="1A1A1A"/>
-                <w:sz w:val="20"/>
+                <w:sz w:val="22"/>
                 <w:szCs w:val="20"/>
               </w:rPr>
               <w:t xml:space="preserve">. He wrote 10 × 3 = 30 and said the value is 30. Explain his mistake. Then find the correct value.</w:t>
@@ -3581,7 +3586,7 @@
                 </w:tcPr>
                 <w:p>
                   <w:pPr>
-                    <w:spacing w:before="0" w:after="0" w:line="240" w:lineRule="auto"/>
+                    <w:spacing w:before="0" w:after="0" w:line="50" w:lineRule="exact"/>
                   </w:pPr>
                 </w:p>
               </w:tc>
@@ -3601,7 +3606,7 @@
                 </w:tcPr>
                 <w:p>
                   <w:pPr>
-                    <w:spacing w:before="0" w:after="0" w:line="240" w:lineRule="auto"/>
+                    <w:spacing w:before="0" w:after="0" w:line="50" w:lineRule="exact"/>
                   </w:pPr>
                 </w:p>
               </w:tc>
@@ -3621,7 +3626,7 @@
                 </w:tcPr>
                 <w:p>
                   <w:pPr>
-                    <w:spacing w:before="0" w:after="0" w:line="240" w:lineRule="auto"/>
+                    <w:spacing w:before="0" w:after="0" w:line="50" w:lineRule="exact"/>
                   </w:pPr>
                 </w:p>
               </w:tc>
@@ -3629,7 +3634,7 @@
           </w:tbl>
           <w:p>
             <w:pPr>
-              <w:spacing w:before="0" w:after="0" w:line="24" w:lineRule="auto"/>
+              <w:spacing w:before="0" w:after="0" w:line="50" w:lineRule="exact"/>
             </w:pPr>
           </w:p>
         </w:tc>
@@ -3637,11 +3642,12 @@
     </w:tbl>
     <w:p>
       <w:pPr>
-        <w:spacing w:before="0" w:after="0" w:line="20" w:lineRule="exact"/>
+        <w:spacing w:before="0" w:after="0" w:line="50" w:lineRule="exact"/>
       </w:pPr>
     </w:p>
     <w:p>
       <w:pPr>
+        <w:pStyle w:val="Heading2"/>
         <w:keepNext/>
         <w:pBdr>
           <w:bottom w:val="single" w:sz="8" w:space="3" w:color="003A70"/>
@@ -3657,7 +3663,7 @@
           <w:b/>
           <w:color w:val="003A70"/>
           <w:spacing w:val="14"/>
-          <w:sz w:val="19"/>
+          <w:sz w:val="22"/>
           <w:szCs w:val="19"/>
         </w:rPr>
         <w:t xml:space="preserve">TEST PRACTICE</w:t>
@@ -3676,7 +3682,7 @@
           <w:rFonts w:ascii="Avenir Next" w:hAnsi="Avenir Next" w:cs="Avenir Next" w:eastAsia="Avenir Next"/>
           <w:i/>
           <w:color w:val="5A5F66"/>
-          <w:sz w:val="17"/>
+          <w:sz w:val="22"/>
           <w:szCs w:val="17"/>
         </w:rPr>
         <w:t xml:space="preserve">choose the best answer</w:t>
@@ -3684,7 +3690,7 @@
     </w:p>
     <w:p>
       <w:pPr>
-        <w:spacing w:before="0" w:after="0" w:line="20" w:lineRule="exact"/>
+        <w:spacing w:before="0" w:after="0" w:line="50" w:lineRule="exact"/>
       </w:pPr>
     </w:p>
     <w:tbl>
@@ -3734,25 +3740,25 @@
                 <w:rFonts w:ascii="Avenir Next" w:hAnsi="Avenir Next" w:cs="Avenir Next" w:eastAsia="Avenir Next"/>
                 <w:b/>
                 <w:color w:val="1A1A1A"/>
+                <w:sz w:val="22"/>
+                <w:szCs w:val="20"/>
+              </w:rPr>
+              <w:t xml:space="preserve">10.</w:t>
+            </w:r>
+            <w:r>
+              <w:rPr>
+                <w:rFonts w:ascii="Avenir Next" w:hAnsi="Avenir Next" w:cs="Avenir Next" w:eastAsia="Avenir Next"/>
+                <w:color w:val="1A1A1A"/>
                 <w:sz w:val="20"/>
                 <w:szCs w:val="20"/>
               </w:rPr>
-              <w:t xml:space="preserve">10.</w:t>
-            </w:r>
-            <w:r>
-              <w:rPr>
-                <w:rFonts w:ascii="Avenir Next" w:hAnsi="Avenir Next" w:cs="Avenir Next" w:eastAsia="Avenir Next"/>
-                <w:color w:val="1A1A1A"/>
-                <w:sz w:val="20"/>
-                <w:szCs w:val="20"/>
-              </w:rPr>
               <w:tab/>
             </w:r>
             <w:r>
               <w:rPr>
                 <w:rFonts w:ascii="Avenir Next" w:hAnsi="Avenir Next" w:cs="Avenir Next" w:eastAsia="Avenir Next"/>
                 <w:color w:val="1A1A1A"/>
-                <w:sz w:val="20"/>
+                <w:sz w:val="22"/>
                 <w:szCs w:val="20"/>
               </w:rPr>
               <w:t xml:space="preserve">2</w:t>
@@ -3761,7 +3767,7 @@
               <w:rPr>
                 <w:rFonts w:ascii="Avenir Next" w:hAnsi="Avenir Next" w:cs="Avenir Next" w:eastAsia="Avenir Next"/>
                 <w:color w:val="1A1A1A"/>
-                <w:sz w:val="20"/>
+                <w:sz w:val="22"/>
                 <w:szCs w:val="20"/>
                 <w:vertAlign w:val="superscript"/>
               </w:rPr>
@@ -3771,7 +3777,7 @@
               <w:rPr>
                 <w:rFonts w:ascii="Avenir Next" w:hAnsi="Avenir Next" w:cs="Avenir Next" w:eastAsia="Avenir Next"/>
                 <w:color w:val="1A1A1A"/>
-                <w:sz w:val="20"/>
+                <w:sz w:val="22"/>
                 <w:szCs w:val="20"/>
               </w:rPr>
               <w:t xml:space="preserve"> equals —</w:t>
@@ -3827,25 +3833,25 @@
                       <w:rFonts w:ascii="Avenir Next" w:hAnsi="Avenir Next" w:cs="Avenir Next" w:eastAsia="Avenir Next"/>
                       <w:b/>
                       <w:color w:val="003A70"/>
+                      <w:sz w:val="22"/>
+                      <w:szCs w:val="19"/>
+                    </w:rPr>
+                    <w:t xml:space="preserve">A</w:t>
+                  </w:r>
+                  <w:r>
+                    <w:rPr>
+                      <w:rFonts w:ascii="Avenir Next" w:hAnsi="Avenir Next" w:cs="Avenir Next" w:eastAsia="Avenir Next"/>
+                      <w:color w:val="1A1A1A"/>
                       <w:sz w:val="19"/>
                       <w:szCs w:val="19"/>
                     </w:rPr>
-                    <w:t xml:space="preserve">A</w:t>
-                  </w:r>
-                  <w:r>
-                    <w:rPr>
-                      <w:rFonts w:ascii="Avenir Next" w:hAnsi="Avenir Next" w:cs="Avenir Next" w:eastAsia="Avenir Next"/>
-                      <w:color w:val="1A1A1A"/>
-                      <w:sz w:val="19"/>
-                      <w:szCs w:val="19"/>
-                    </w:rPr>
                     <w:tab/>
                   </w:r>
                   <w:r>
                     <w:rPr>
                       <w:rFonts w:ascii="Avenir Next" w:hAnsi="Avenir Next" w:cs="Avenir Next" w:eastAsia="Avenir Next"/>
                       <w:color w:val="1A1A1A"/>
-                      <w:sz w:val="19"/>
+                      <w:sz w:val="22"/>
                       <w:szCs w:val="19"/>
                     </w:rPr>
                     <w:t xml:space="preserve">10</w:t>
@@ -3870,25 +3876,25 @@
                       <w:rFonts w:ascii="Avenir Next" w:hAnsi="Avenir Next" w:cs="Avenir Next" w:eastAsia="Avenir Next"/>
                       <w:b/>
                       <w:color w:val="003A70"/>
+                      <w:sz w:val="22"/>
+                      <w:szCs w:val="19"/>
+                    </w:rPr>
+                    <w:t xml:space="preserve">B</w:t>
+                  </w:r>
+                  <w:r>
+                    <w:rPr>
+                      <w:rFonts w:ascii="Avenir Next" w:hAnsi="Avenir Next" w:cs="Avenir Next" w:eastAsia="Avenir Next"/>
+                      <w:color w:val="1A1A1A"/>
                       <w:sz w:val="19"/>
                       <w:szCs w:val="19"/>
                     </w:rPr>
-                    <w:t xml:space="preserve">B</w:t>
-                  </w:r>
-                  <w:r>
-                    <w:rPr>
-                      <w:rFonts w:ascii="Avenir Next" w:hAnsi="Avenir Next" w:cs="Avenir Next" w:eastAsia="Avenir Next"/>
-                      <w:color w:val="1A1A1A"/>
-                      <w:sz w:val="19"/>
-                      <w:szCs w:val="19"/>
-                    </w:rPr>
                     <w:tab/>
                   </w:r>
                   <w:r>
                     <w:rPr>
                       <w:rFonts w:ascii="Avenir Next" w:hAnsi="Avenir Next" w:cs="Avenir Next" w:eastAsia="Avenir Next"/>
                       <w:color w:val="1A1A1A"/>
-                      <w:sz w:val="19"/>
+                      <w:sz w:val="22"/>
                       <w:szCs w:val="19"/>
                     </w:rPr>
                     <w:t xml:space="preserve">25</w:t>
@@ -3913,25 +3919,25 @@
                       <w:rFonts w:ascii="Avenir Next" w:hAnsi="Avenir Next" w:cs="Avenir Next" w:eastAsia="Avenir Next"/>
                       <w:b/>
                       <w:color w:val="003A70"/>
+                      <w:sz w:val="22"/>
+                      <w:szCs w:val="19"/>
+                    </w:rPr>
+                    <w:t xml:space="preserve">C</w:t>
+                  </w:r>
+                  <w:r>
+                    <w:rPr>
+                      <w:rFonts w:ascii="Avenir Next" w:hAnsi="Avenir Next" w:cs="Avenir Next" w:eastAsia="Avenir Next"/>
+                      <w:color w:val="1A1A1A"/>
                       <w:sz w:val="19"/>
                       <w:szCs w:val="19"/>
                     </w:rPr>
-                    <w:t xml:space="preserve">C</w:t>
-                  </w:r>
-                  <w:r>
-                    <w:rPr>
-                      <w:rFonts w:ascii="Avenir Next" w:hAnsi="Avenir Next" w:cs="Avenir Next" w:eastAsia="Avenir Next"/>
-                      <w:color w:val="1A1A1A"/>
-                      <w:sz w:val="19"/>
-                      <w:szCs w:val="19"/>
-                    </w:rPr>
                     <w:tab/>
                   </w:r>
                   <w:r>
                     <w:rPr>
                       <w:rFonts w:ascii="Avenir Next" w:hAnsi="Avenir Next" w:cs="Avenir Next" w:eastAsia="Avenir Next"/>
                       <w:color w:val="1A1A1A"/>
-                      <w:sz w:val="19"/>
+                      <w:sz w:val="22"/>
                       <w:szCs w:val="19"/>
                     </w:rPr>
                     <w:t xml:space="preserve">32</w:t>
@@ -3956,25 +3962,25 @@
                       <w:rFonts w:ascii="Avenir Next" w:hAnsi="Avenir Next" w:cs="Avenir Next" w:eastAsia="Avenir Next"/>
                       <w:b/>
                       <w:color w:val="003A70"/>
+                      <w:sz w:val="22"/>
+                      <w:szCs w:val="19"/>
+                    </w:rPr>
+                    <w:t xml:space="preserve">D</w:t>
+                  </w:r>
+                  <w:r>
+                    <w:rPr>
+                      <w:rFonts w:ascii="Avenir Next" w:hAnsi="Avenir Next" w:cs="Avenir Next" w:eastAsia="Avenir Next"/>
+                      <w:color w:val="1A1A1A"/>
                       <w:sz w:val="19"/>
                       <w:szCs w:val="19"/>
                     </w:rPr>
-                    <w:t xml:space="preserve">D</w:t>
-                  </w:r>
-                  <w:r>
-                    <w:rPr>
-                      <w:rFonts w:ascii="Avenir Next" w:hAnsi="Avenir Next" w:cs="Avenir Next" w:eastAsia="Avenir Next"/>
-                      <w:color w:val="1A1A1A"/>
-                      <w:sz w:val="19"/>
-                      <w:szCs w:val="19"/>
-                    </w:rPr>
                     <w:tab/>
                   </w:r>
                   <w:r>
                     <w:rPr>
                       <w:rFonts w:ascii="Avenir Next" w:hAnsi="Avenir Next" w:cs="Avenir Next" w:eastAsia="Avenir Next"/>
                       <w:color w:val="1A1A1A"/>
-                      <w:sz w:val="19"/>
+                      <w:sz w:val="22"/>
                       <w:szCs w:val="19"/>
                     </w:rPr>
                     <w:t xml:space="preserve">7</w:t>
@@ -3985,7 +3991,7 @@
           </w:tbl>
           <w:p>
             <w:pPr>
-              <w:spacing w:before="0" w:after="0" w:line="24" w:lineRule="auto"/>
+              <w:spacing w:before="0" w:after="0" w:line="50" w:lineRule="exact"/>
             </w:pPr>
           </w:p>
         </w:tc>
@@ -3993,12 +3999,12 @@
     </w:tbl>
     <w:p>
       <w:pPr>
-        <w:spacing w:before="0" w:after="0" w:line="20" w:lineRule="exact"/>
+        <w:spacing w:before="0" w:after="0" w:line="50" w:lineRule="exact"/>
       </w:pPr>
     </w:p>
     <w:p>
       <w:pPr>
-        <w:spacing w:before="0" w:after="0" w:line="20" w:lineRule="exact"/>
+        <w:spacing w:before="0" w:after="0" w:line="50" w:lineRule="exact"/>
       </w:pPr>
     </w:p>
     <w:tbl>
@@ -4048,25 +4054,25 @@
                 <w:rFonts w:ascii="Avenir Next" w:hAnsi="Avenir Next" w:cs="Avenir Next" w:eastAsia="Avenir Next"/>
                 <w:b/>
                 <w:color w:val="1A1A1A"/>
+                <w:sz w:val="22"/>
+                <w:szCs w:val="20"/>
+              </w:rPr>
+              <w:t xml:space="preserve">11.</w:t>
+            </w:r>
+            <w:r>
+              <w:rPr>
+                <w:rFonts w:ascii="Avenir Next" w:hAnsi="Avenir Next" w:cs="Avenir Next" w:eastAsia="Avenir Next"/>
+                <w:color w:val="1A1A1A"/>
                 <w:sz w:val="20"/>
                 <w:szCs w:val="20"/>
               </w:rPr>
-              <w:t xml:space="preserve">11.</w:t>
-            </w:r>
-            <w:r>
-              <w:rPr>
-                <w:rFonts w:ascii="Avenir Next" w:hAnsi="Avenir Next" w:cs="Avenir Next" w:eastAsia="Avenir Next"/>
-                <w:color w:val="1A1A1A"/>
-                <w:sz w:val="20"/>
-                <w:szCs w:val="20"/>
-              </w:rPr>
               <w:tab/>
             </w:r>
             <w:r>
               <w:rPr>
                 <w:rFonts w:ascii="Avenir Next" w:hAnsi="Avenir Next" w:cs="Avenir Next" w:eastAsia="Avenir Next"/>
                 <w:color w:val="1A1A1A"/>
-                <w:sz w:val="20"/>
+                <w:sz w:val="22"/>
                 <w:szCs w:val="20"/>
               </w:rPr>
               <w:t xml:space="preserve">A number to the 2nd power is said to be —</w:t>
@@ -4122,25 +4128,25 @@
                       <w:rFonts w:ascii="Avenir Next" w:hAnsi="Avenir Next" w:cs="Avenir Next" w:eastAsia="Avenir Next"/>
                       <w:b/>
                       <w:color w:val="003A70"/>
+                      <w:sz w:val="22"/>
+                      <w:szCs w:val="19"/>
+                    </w:rPr>
+                    <w:t xml:space="preserve">A</w:t>
+                  </w:r>
+                  <w:r>
+                    <w:rPr>
+                      <w:rFonts w:ascii="Avenir Next" w:hAnsi="Avenir Next" w:cs="Avenir Next" w:eastAsia="Avenir Next"/>
+                      <w:color w:val="1A1A1A"/>
                       <w:sz w:val="19"/>
                       <w:szCs w:val="19"/>
                     </w:rPr>
-                    <w:t xml:space="preserve">A</w:t>
-                  </w:r>
-                  <w:r>
-                    <w:rPr>
-                      <w:rFonts w:ascii="Avenir Next" w:hAnsi="Avenir Next" w:cs="Avenir Next" w:eastAsia="Avenir Next"/>
-                      <w:color w:val="1A1A1A"/>
-                      <w:sz w:val="19"/>
-                      <w:szCs w:val="19"/>
-                    </w:rPr>
                     <w:tab/>
                   </w:r>
                   <w:r>
                     <w:rPr>
                       <w:rFonts w:ascii="Avenir Next" w:hAnsi="Avenir Next" w:cs="Avenir Next" w:eastAsia="Avenir Next"/>
                       <w:color w:val="1A1A1A"/>
-                      <w:sz w:val="19"/>
+                      <w:sz w:val="22"/>
                       <w:szCs w:val="19"/>
                     </w:rPr>
                     <w:t xml:space="preserve">squared</w:t>
@@ -4165,25 +4171,25 @@
                       <w:rFonts w:ascii="Avenir Next" w:hAnsi="Avenir Next" w:cs="Avenir Next" w:eastAsia="Avenir Next"/>
                       <w:b/>
                       <w:color w:val="003A70"/>
+                      <w:sz w:val="22"/>
+                      <w:szCs w:val="19"/>
+                    </w:rPr>
+                    <w:t xml:space="preserve">B</w:t>
+                  </w:r>
+                  <w:r>
+                    <w:rPr>
+                      <w:rFonts w:ascii="Avenir Next" w:hAnsi="Avenir Next" w:cs="Avenir Next" w:eastAsia="Avenir Next"/>
+                      <w:color w:val="1A1A1A"/>
                       <w:sz w:val="19"/>
                       <w:szCs w:val="19"/>
                     </w:rPr>
-                    <w:t xml:space="preserve">B</w:t>
-                  </w:r>
-                  <w:r>
-                    <w:rPr>
-                      <w:rFonts w:ascii="Avenir Next" w:hAnsi="Avenir Next" w:cs="Avenir Next" w:eastAsia="Avenir Next"/>
-                      <w:color w:val="1A1A1A"/>
-                      <w:sz w:val="19"/>
-                      <w:szCs w:val="19"/>
-                    </w:rPr>
                     <w:tab/>
                   </w:r>
                   <w:r>
                     <w:rPr>
                       <w:rFonts w:ascii="Avenir Next" w:hAnsi="Avenir Next" w:cs="Avenir Next" w:eastAsia="Avenir Next"/>
                       <w:color w:val="1A1A1A"/>
-                      <w:sz w:val="19"/>
+                      <w:sz w:val="22"/>
                       <w:szCs w:val="19"/>
                     </w:rPr>
                     <w:t xml:space="preserve">cubed</w:t>
@@ -4208,25 +4214,25 @@
                       <w:rFonts w:ascii="Avenir Next" w:hAnsi="Avenir Next" w:cs="Avenir Next" w:eastAsia="Avenir Next"/>
                       <w:b/>
                       <w:color w:val="003A70"/>
+                      <w:sz w:val="22"/>
+                      <w:szCs w:val="19"/>
+                    </w:rPr>
+                    <w:t xml:space="preserve">C</w:t>
+                  </w:r>
+                  <w:r>
+                    <w:rPr>
+                      <w:rFonts w:ascii="Avenir Next" w:hAnsi="Avenir Next" w:cs="Avenir Next" w:eastAsia="Avenir Next"/>
+                      <w:color w:val="1A1A1A"/>
                       <w:sz w:val="19"/>
                       <w:szCs w:val="19"/>
                     </w:rPr>
-                    <w:t xml:space="preserve">C</w:t>
-                  </w:r>
-                  <w:r>
-                    <w:rPr>
-                      <w:rFonts w:ascii="Avenir Next" w:hAnsi="Avenir Next" w:cs="Avenir Next" w:eastAsia="Avenir Next"/>
-                      <w:color w:val="1A1A1A"/>
-                      <w:sz w:val="19"/>
-                      <w:szCs w:val="19"/>
-                    </w:rPr>
                     <w:tab/>
                   </w:r>
                   <w:r>
                     <w:rPr>
                       <w:rFonts w:ascii="Avenir Next" w:hAnsi="Avenir Next" w:cs="Avenir Next" w:eastAsia="Avenir Next"/>
                       <w:color w:val="1A1A1A"/>
-                      <w:sz w:val="19"/>
+                      <w:sz w:val="22"/>
                       <w:szCs w:val="19"/>
                     </w:rPr>
                     <w:t xml:space="preserve">doubled</w:t>
@@ -4251,25 +4257,25 @@
                       <w:rFonts w:ascii="Avenir Next" w:hAnsi="Avenir Next" w:cs="Avenir Next" w:eastAsia="Avenir Next"/>
                       <w:b/>
                       <w:color w:val="003A70"/>
+                      <w:sz w:val="22"/>
+                      <w:szCs w:val="19"/>
+                    </w:rPr>
+                    <w:t xml:space="preserve">D</w:t>
+                  </w:r>
+                  <w:r>
+                    <w:rPr>
+                      <w:rFonts w:ascii="Avenir Next" w:hAnsi="Avenir Next" w:cs="Avenir Next" w:eastAsia="Avenir Next"/>
+                      <w:color w:val="1A1A1A"/>
                       <w:sz w:val="19"/>
                       <w:szCs w:val="19"/>
                     </w:rPr>
-                    <w:t xml:space="preserve">D</w:t>
-                  </w:r>
-                  <w:r>
-                    <w:rPr>
-                      <w:rFonts w:ascii="Avenir Next" w:hAnsi="Avenir Next" w:cs="Avenir Next" w:eastAsia="Avenir Next"/>
-                      <w:color w:val="1A1A1A"/>
-                      <w:sz w:val="19"/>
-                      <w:szCs w:val="19"/>
-                    </w:rPr>
                     <w:tab/>
                   </w:r>
                   <w:r>
                     <w:rPr>
                       <w:rFonts w:ascii="Avenir Next" w:hAnsi="Avenir Next" w:cs="Avenir Next" w:eastAsia="Avenir Next"/>
                       <w:color w:val="1A1A1A"/>
-                      <w:sz w:val="19"/>
+                      <w:sz w:val="22"/>
                       <w:szCs w:val="19"/>
                     </w:rPr>
                     <w:t xml:space="preserve">halved</w:t>
@@ -4280,7 +4286,7 @@
           </w:tbl>
           <w:p>
             <w:pPr>
-              <w:spacing w:before="0" w:after="0" w:line="24" w:lineRule="auto"/>
+              <w:spacing w:before="0" w:after="0" w:line="50" w:lineRule="exact"/>
             </w:pPr>
           </w:p>
         </w:tc>
@@ -4288,11 +4294,12 @@
     </w:tbl>
     <w:p>
       <w:pPr>
-        <w:spacing w:before="0" w:after="0" w:line="20" w:lineRule="exact"/>
+        <w:spacing w:before="0" w:after="0" w:line="50" w:lineRule="exact"/>
       </w:pPr>
     </w:p>
     <w:p>
       <w:pPr>
+        <w:pStyle w:val="Heading2"/>
         <w:keepNext/>
         <w:pBdr>
           <w:bottom w:val="single" w:sz="8" w:space="3" w:color="003A70"/>
@@ -4308,7 +4315,7 @@
           <w:b/>
           <w:color w:val="003A70"/>
           <w:spacing w:val="14"/>
-          <w:sz w:val="19"/>
+          <w:sz w:val="22"/>
           <w:szCs w:val="19"/>
         </w:rPr>
         <w:t xml:space="preserve">SELF-CHECK CODE</w:t>
@@ -4327,7 +4334,7 @@
           <w:rFonts w:ascii="Avenir Next" w:hAnsi="Avenir Next" w:cs="Avenir Next" w:eastAsia="Avenir Next"/>
           <w:i/>
           <w:color w:val="5A5F66"/>
-          <w:sz w:val="17"/>
+          <w:sz w:val="22"/>
           <w:szCs w:val="17"/>
         </w:rPr>
         <w:t xml:space="preserve">find your answer · copy its letter into that problem’s box · spell a math word</w:t>
@@ -4386,7 +4393,7 @@
                 <w:rFonts w:ascii="Avenir Next" w:hAnsi="Avenir Next" w:cs="Avenir Next" w:eastAsia="Avenir Next"/>
                 <w:b/>
                 <w:color w:val="1A1A1A"/>
-                <w:sz w:val="18"/>
+                <w:sz w:val="22"/>
                 <w:szCs w:val="18"/>
               </w:rPr>
               <w:t xml:space="preserve">2.25</w:t>
@@ -4402,7 +4409,7 @@
                 <w:rFonts w:ascii="Avenir Next" w:hAnsi="Avenir Next" w:cs="Avenir Next" w:eastAsia="Avenir Next"/>
                 <w:b/>
                 <w:color w:val="003A70"/>
-                <w:sz w:val="18"/>
+                <w:sz w:val="22"/>
                 <w:szCs w:val="18"/>
               </w:rPr>
               <w:t xml:space="preserve">R</w:t>
@@ -4425,7 +4432,7 @@
                 <w:rFonts w:ascii="Avenir Next" w:hAnsi="Avenir Next" w:cs="Avenir Next" w:eastAsia="Avenir Next"/>
                 <w:b/>
                 <w:color w:val="1A1A1A"/>
-                <w:sz w:val="18"/>
+                <w:sz w:val="22"/>
                 <w:szCs w:val="18"/>
               </w:rPr>
               <w:t xml:space="preserve">64</w:t>
@@ -4441,7 +4448,7 @@
                 <w:rFonts w:ascii="Avenir Next" w:hAnsi="Avenir Next" w:cs="Avenir Next" w:eastAsia="Avenir Next"/>
                 <w:b/>
                 <w:color w:val="003A70"/>
-                <w:sz w:val="18"/>
+                <w:sz w:val="22"/>
                 <w:szCs w:val="18"/>
               </w:rPr>
               <w:t xml:space="preserve">S</w:t>
@@ -4464,7 +4471,7 @@
                 <w:rFonts w:ascii="Avenir Next" w:hAnsi="Avenir Next" w:cs="Avenir Next" w:eastAsia="Avenir Next"/>
                 <w:b/>
                 <w:color w:val="1A1A1A"/>
-                <w:sz w:val="18"/>
+                <w:sz w:val="22"/>
                 <w:szCs w:val="18"/>
               </w:rPr>
               <w:t xml:space="preserve">81</w:t>
@@ -4480,7 +4487,7 @@
                 <w:rFonts w:ascii="Avenir Next" w:hAnsi="Avenir Next" w:cs="Avenir Next" w:eastAsia="Avenir Next"/>
                 <w:b/>
                 <w:color w:val="003A70"/>
-                <w:sz w:val="18"/>
+                <w:sz w:val="22"/>
                 <w:szCs w:val="18"/>
               </w:rPr>
               <w:t xml:space="preserve">E</w:t>
@@ -4503,7 +4510,7 @@
                 <w:rFonts w:ascii="Avenir Next" w:hAnsi="Avenir Next" w:cs="Avenir Next" w:eastAsia="Avenir Next"/>
                 <w:b/>
                 <w:color w:val="1A1A1A"/>
-                <w:sz w:val="18"/>
+                <w:sz w:val="22"/>
                 <w:szCs w:val="18"/>
               </w:rPr>
               <w:t xml:space="preserve">0.36</w:t>
@@ -4519,7 +4526,7 @@
                 <w:rFonts w:ascii="Avenir Next" w:hAnsi="Avenir Next" w:cs="Avenir Next" w:eastAsia="Avenir Next"/>
                 <w:b/>
                 <w:color w:val="003A70"/>
-                <w:sz w:val="18"/>
+                <w:sz w:val="22"/>
                 <w:szCs w:val="18"/>
               </w:rPr>
               <w:t xml:space="preserve">A</w:t>
@@ -4542,7 +4549,7 @@
                 <w:rFonts w:ascii="Avenir Next" w:hAnsi="Avenir Next" w:cs="Avenir Next" w:eastAsia="Avenir Next"/>
                 <w:b/>
                 <w:color w:val="1A1A1A"/>
-                <w:sz w:val="18"/>
+                <w:sz w:val="22"/>
                 <w:szCs w:val="18"/>
               </w:rPr>
               <w:t xml:space="preserve">162</w:t>
@@ -4558,7 +4565,7 @@
                 <w:rFonts w:ascii="Avenir Next" w:hAnsi="Avenir Next" w:cs="Avenir Next" w:eastAsia="Avenir Next"/>
                 <w:b/>
                 <w:color w:val="003A70"/>
-                <w:sz w:val="18"/>
+                <w:sz w:val="22"/>
                 <w:szCs w:val="18"/>
               </w:rPr>
               <w:t xml:space="preserve">D</w:t>
@@ -4581,7 +4588,7 @@
                 <w:rFonts w:ascii="Avenir Next" w:hAnsi="Avenir Next" w:cs="Avenir Next" w:eastAsia="Avenir Next"/>
                 <w:b/>
                 <w:color w:val="1A1A1A"/>
-                <w:sz w:val="18"/>
+                <w:sz w:val="22"/>
                 <w:szCs w:val="18"/>
               </w:rPr>
               <w:t xml:space="preserve">20</w:t>
@@ -4597,7 +4604,7 @@
                 <w:rFonts w:ascii="Avenir Next" w:hAnsi="Avenir Next" w:cs="Avenir Next" w:eastAsia="Avenir Next"/>
                 <w:b/>
                 <w:color w:val="003A70"/>
-                <w:sz w:val="18"/>
+                <w:sz w:val="22"/>
                 <w:szCs w:val="18"/>
               </w:rPr>
               <w:t xml:space="preserve">X</w:t>
@@ -4620,7 +4627,7 @@
                 <w:rFonts w:ascii="Avenir Next" w:hAnsi="Avenir Next" w:cs="Avenir Next" w:eastAsia="Avenir Next"/>
                 <w:b/>
                 <w:color w:val="1A1A1A"/>
-                <w:sz w:val="18"/>
+                <w:sz w:val="22"/>
                 <w:szCs w:val="18"/>
               </w:rPr>
               <w:t xml:space="preserve">49</w:t>
@@ -4636,7 +4643,7 @@
                 <w:rFonts w:ascii="Avenir Next" w:hAnsi="Avenir Next" w:cs="Avenir Next" w:eastAsia="Avenir Next"/>
                 <w:b/>
                 <w:color w:val="003A70"/>
-                <w:sz w:val="18"/>
+                <w:sz w:val="22"/>
                 <w:szCs w:val="18"/>
               </w:rPr>
               <w:t xml:space="preserve">U</w:t>
@@ -4659,7 +4666,7 @@
                 <w:rFonts w:ascii="Avenir Next" w:hAnsi="Avenir Next" w:cs="Avenir Next" w:eastAsia="Avenir Next"/>
                 <w:b/>
                 <w:color w:val="1A1A1A"/>
-                <w:sz w:val="18"/>
+                <w:sz w:val="22"/>
                 <w:szCs w:val="18"/>
               </w:rPr>
               <w:t xml:space="preserve">12</w:t>
@@ -4675,7 +4682,7 @@
                 <w:rFonts w:ascii="Avenir Next" w:hAnsi="Avenir Next" w:cs="Avenir Next" w:eastAsia="Avenir Next"/>
                 <w:b/>
                 <w:color w:val="003A70"/>
-                <w:sz w:val="18"/>
+                <w:sz w:val="22"/>
                 <w:szCs w:val="18"/>
               </w:rPr>
               <w:t xml:space="preserve">Z</w:t>
@@ -4698,7 +4705,7 @@
                 <w:rFonts w:ascii="Avenir Next" w:hAnsi="Avenir Next" w:cs="Avenir Next" w:eastAsia="Avenir Next"/>
                 <w:b/>
                 <w:color w:val="1A1A1A"/>
-                <w:sz w:val="18"/>
+                <w:sz w:val="22"/>
                 <w:szCs w:val="18"/>
               </w:rPr>
               <w:t xml:space="preserve">14</w:t>
@@ -4714,7 +4721,7 @@
                 <w:rFonts w:ascii="Avenir Next" w:hAnsi="Avenir Next" w:cs="Avenir Next" w:eastAsia="Avenir Next"/>
                 <w:b/>
                 <w:color w:val="003A70"/>
-                <w:sz w:val="18"/>
+                <w:sz w:val="22"/>
                 <w:szCs w:val="18"/>
               </w:rPr>
               <w:t xml:space="preserve">J</w:t>
@@ -4737,7 +4744,7 @@
                 <w:rFonts w:ascii="Avenir Next" w:hAnsi="Avenir Next" w:cs="Avenir Next" w:eastAsia="Avenir Next"/>
                 <w:b/>
                 <w:color w:val="1A1A1A"/>
-                <w:sz w:val="18"/>
+                <w:sz w:val="22"/>
                 <w:szCs w:val="18"/>
               </w:rPr>
               <w:t xml:space="preserve">625</w:t>
@@ -4753,7 +4760,7 @@
                 <w:rFonts w:ascii="Avenir Next" w:hAnsi="Avenir Next" w:cs="Avenir Next" w:eastAsia="Avenir Next"/>
                 <w:b/>
                 <w:color w:val="003A70"/>
-                <w:sz w:val="18"/>
+                <w:sz w:val="22"/>
                 <w:szCs w:val="18"/>
               </w:rPr>
               <w:t xml:space="preserve">Q</w:t>
@@ -4764,7 +4771,7 @@
     </w:tbl>
     <w:p>
       <w:pPr>
-        <w:spacing w:before="0" w:after="0" w:line="60" w:lineRule="auto"/>
+        <w:spacing w:before="0" w:after="0" w:line="50" w:lineRule="exact"/>
       </w:pPr>
     </w:p>
     <w:tbl>
@@ -4953,7 +4960,7 @@
     </w:tbl>
     <w:p>
       <w:pPr>
-        <w:spacing w:before="0" w:after="0" w:line="40" w:lineRule="auto"/>
+        <w:spacing w:before="0" w:after="0" w:line="50" w:lineRule="exact"/>
       </w:pPr>
     </w:p>
     <w:tbl>
@@ -4995,6 +5002,7 @@
           </w:tcPr>
           <w:p>
             <w:pPr>
+              <w:pStyle w:val="Heading2"/>
               <w:spacing w:before="0" w:after="0" w:line="240" w:lineRule="auto"/>
             </w:pPr>
             <w:r>
@@ -5032,7 +5040,7 @@
               <w:rPr>
                 <w:rFonts w:ascii="Avenir Next" w:hAnsi="Avenir Next" w:cs="Avenir Next" w:eastAsia="Avenir Next"/>
                 <w:color w:val="1A1A1A"/>
-                <w:sz w:val="17"/>
+                <w:sz w:val="22"/>
                 <w:szCs w:val="17"/>
               </w:rPr>
               <w:t xml:space="preserve">  I can do this on my own</w:t>
@@ -5061,7 +5069,7 @@
               <w:rPr>
                 <w:rFonts w:ascii="Avenir Next" w:hAnsi="Avenir Next" w:cs="Avenir Next" w:eastAsia="Avenir Next"/>
                 <w:color w:val="1A1A1A"/>
-                <w:sz w:val="17"/>
+                <w:sz w:val="22"/>
                 <w:szCs w:val="17"/>
               </w:rPr>
               <w:t xml:space="preserve">  I need a little help</w:t>
@@ -5090,7 +5098,7 @@
               <w:rPr>
                 <w:rFonts w:ascii="Avenir Next" w:hAnsi="Avenir Next" w:cs="Avenir Next" w:eastAsia="Avenir Next"/>
                 <w:color w:val="1A1A1A"/>
-                <w:sz w:val="17"/>
+                <w:sz w:val="22"/>
                 <w:szCs w:val="17"/>
               </w:rPr>
               <w:t xml:space="preserve">  I have a question about #</w:t>
@@ -5111,7 +5119,7 @@
     </w:tbl>
     <w:p>
       <w:pPr>
-        <w:spacing w:before="0" w:after="0" w:line="20" w:lineRule="exact"/>
+        <w:spacing w:before="0" w:after="0" w:line="50" w:lineRule="exact"/>
       </w:pPr>
     </w:p>
     <w:sectPr>
@@ -5197,7 +5205,106 @@
               <w:sz w:val="15"/>
               <w:szCs w:val="15"/>
             </w:rPr>
-            <w:t xml:space="preserve">Lesson 6-3  ·  Session 2  ·  Practice Form A</w:t>
+            <w:t xml:space="preserve">6-3 · Page </w:t>
+          </w:r>
+          <w:r>
+            <w:rPr>
+              <w:rFonts w:ascii="Avenir Next" w:hAnsi="Avenir Next" w:cs="Avenir Next" w:eastAsia="Avenir Next"/>
+              <w:color w:val="5A5F66"/>
+              <w:sz w:val="15"/>
+              <w:szCs w:val="15"/>
+            </w:rPr>
+            <w:fldChar w:fldCharType="begin"/>
+          </w:r>
+          <w:r>
+            <w:rPr>
+              <w:rFonts w:ascii="Avenir Next" w:hAnsi="Avenir Next" w:cs="Avenir Next" w:eastAsia="Avenir Next"/>
+              <w:color w:val="5A5F66"/>
+              <w:sz w:val="15"/>
+              <w:szCs w:val="15"/>
+            </w:rPr>
+            <w:instrText xml:space="preserve"> PAGE </w:instrText>
+          </w:r>
+          <w:r>
+            <w:rPr>
+              <w:rFonts w:ascii="Avenir Next" w:hAnsi="Avenir Next" w:cs="Avenir Next" w:eastAsia="Avenir Next"/>
+              <w:color w:val="5A5F66"/>
+              <w:sz w:val="15"/>
+              <w:szCs w:val="15"/>
+            </w:rPr>
+            <w:fldChar w:fldCharType="separate"/>
+          </w:r>
+          <w:r>
+            <w:rPr>
+              <w:rFonts w:ascii="Avenir Next" w:hAnsi="Avenir Next" w:cs="Avenir Next" w:eastAsia="Avenir Next"/>
+              <w:color w:val="5A5F66"/>
+              <w:sz w:val="15"/>
+              <w:szCs w:val="15"/>
+            </w:rPr>
+            <w:t xml:space="preserve">1</w:t>
+          </w:r>
+          <w:r>
+            <w:rPr>
+              <w:rFonts w:ascii="Avenir Next" w:hAnsi="Avenir Next" w:cs="Avenir Next" w:eastAsia="Avenir Next"/>
+              <w:color w:val="5A5F66"/>
+              <w:sz w:val="15"/>
+              <w:szCs w:val="15"/>
+            </w:rPr>
+            <w:fldChar w:fldCharType="end"/>
+          </w:r>
+          <w:r>
+            <w:rPr>
+              <w:rFonts w:ascii="Avenir Next" w:hAnsi="Avenir Next" w:cs="Avenir Next" w:eastAsia="Avenir Next"/>
+              <w:color w:val="5A5F66"/>
+              <w:sz w:val="15"/>
+              <w:szCs w:val="15"/>
+            </w:rPr>
+            <w:t xml:space="preserve"> of </w:t>
+          </w:r>
+          <w:r>
+            <w:rPr>
+              <w:rFonts w:ascii="Avenir Next" w:hAnsi="Avenir Next" w:cs="Avenir Next" w:eastAsia="Avenir Next"/>
+              <w:color w:val="5A5F66"/>
+              <w:sz w:val="15"/>
+              <w:szCs w:val="15"/>
+            </w:rPr>
+            <w:fldChar w:fldCharType="begin"/>
+          </w:r>
+          <w:r>
+            <w:rPr>
+              <w:rFonts w:ascii="Avenir Next" w:hAnsi="Avenir Next" w:cs="Avenir Next" w:eastAsia="Avenir Next"/>
+              <w:color w:val="5A5F66"/>
+              <w:sz w:val="15"/>
+              <w:szCs w:val="15"/>
+            </w:rPr>
+            <w:instrText xml:space="preserve"> NUMPAGES </w:instrText>
+          </w:r>
+          <w:r>
+            <w:rPr>
+              <w:rFonts w:ascii="Avenir Next" w:hAnsi="Avenir Next" w:cs="Avenir Next" w:eastAsia="Avenir Next"/>
+              <w:color w:val="5A5F66"/>
+              <w:sz w:val="15"/>
+              <w:szCs w:val="15"/>
+            </w:rPr>
+            <w:fldChar w:fldCharType="separate"/>
+          </w:r>
+          <w:r>
+            <w:rPr>
+              <w:rFonts w:ascii="Avenir Next" w:hAnsi="Avenir Next" w:cs="Avenir Next" w:eastAsia="Avenir Next"/>
+              <w:color w:val="5A5F66"/>
+              <w:sz w:val="15"/>
+              <w:szCs w:val="15"/>
+            </w:rPr>
+            <w:t xml:space="preserve">1</w:t>
+          </w:r>
+          <w:r>
+            <w:rPr>
+              <w:rFonts w:ascii="Avenir Next" w:hAnsi="Avenir Next" w:cs="Avenir Next" w:eastAsia="Avenir Next"/>
+              <w:color w:val="5A5F66"/>
+              <w:sz w:val="15"/>
+              <w:szCs w:val="15"/>
+            </w:rPr>
+            <w:fldChar w:fldCharType="end"/>
           </w:r>
         </w:p>
       </w:tc>
@@ -5240,5 +5347,23 @@
       </w:tblCellMar>
     </w:tblPr>
   </w:style>
+  <w:style w:type="paragraph" w:styleId="Heading1">
+    <w:name w:val="heading 1"/>
+    <w:basedOn w:val="Normal"/>
+    <w:pPr>
+      <w:outlineLvl w:val="0"/>
+      <w:keepNext w:val="0"/>
+      <w:keepLines w:val="0"/>
+    </w:pPr>
+  </w:style>
+  <w:style w:type="paragraph" w:styleId="Heading2">
+    <w:name w:val="heading 2"/>
+    <w:basedOn w:val="Normal"/>
+    <w:pPr>
+      <w:outlineLvl w:val="1"/>
+      <w:keepNext w:val="0"/>
+      <w:keepLines w:val="0"/>
+    </w:pPr>
+  </w:style>
 </w:styles>
 </file>